--- a/course/工业机器人技术/2025/大纲/25JD32409-工业机器人技术-课程教学大纲.docx
+++ b/course/工业机器人技术/2025/大纲/25JD32409-工业机器人技术-课程教学大纲.docx
@@ -5276,277 +5276,39 @@
     <w:tbl>
       <w:tblPr>
         <w:tblW w:type="auto" w:w="0"/>
-        <w:jc w:val="center"/>
         <w:tblLayout w:type="fixed"/>
         <w:tblLook w:firstColumn="1" w:firstRow="1" w:lastColumn="0" w:lastRow="0" w:noHBand="0" w:noVBand="1" w:val="04A0"/>
         <w:tblBorders>
-          <w:top w:val="single" w:sz="4" w:color="000000" w:space="0"/>
-          <w:left w:val="single" w:sz="4" w:color="000000" w:space="0"/>
-          <w:bottom w:val="single" w:sz="4" w:color="000000" w:space="0"/>
-          <w:right w:val="single" w:sz="4" w:color="000000" w:space="0"/>
-          <w:insideH w:val="single" w:sz="4" w:color="000000" w:space="0"/>
-          <w:insideV w:val="single" w:sz="4" w:color="000000" w:space="0"/>
+          <w:top w:val="single" w:sz="4" w:space="0" w:color="000000"/>
+          <w:left w:val="single" w:sz="4" w:space="0" w:color="000000"/>
+          <w:bottom w:val="single" w:sz="4" w:space="0" w:color="000000"/>
+          <w:right w:val="single" w:sz="4" w:space="0" w:color="000000"/>
+          <w:insideH w:val="single" w:sz="4" w:space="0" w:color="000000"/>
+          <w:insideV w:val="single" w:sz="4" w:space="0" w:color="000000"/>
         </w:tblBorders>
       </w:tblPr>
       <w:tblGrid>
-        <w:gridCol w:w="1300"/>
-        <w:gridCol w:w="600"/>
-        <w:gridCol w:w="600"/>
-        <w:gridCol w:w="700"/>
-        <w:gridCol w:w="1100"/>
-        <w:gridCol w:w="1100"/>
-        <w:gridCol w:w="1100"/>
-        <w:gridCol w:w="1100"/>
-        <w:gridCol w:w="1370"/>
+        <w:gridCol w:w="1500"/>
+        <w:gridCol w:w="650"/>
+        <w:gridCol w:w="650"/>
+        <w:gridCol w:w="650"/>
+        <w:gridCol w:w="1050"/>
+        <w:gridCol w:w="1050"/>
+        <w:gridCol w:w="1050"/>
+        <w:gridCol w:w="1750"/>
       </w:tblGrid>
       <w:tr>
         <w:trPr>
           <w:tblHeader w:val="true"/>
+          <w:cantSplit/>
         </w:trPr>
         <w:tc>
           <w:tcPr>
-            <w:tcW w:type="dxa" w:w="1300"/>
-            <w:vAlign w:val="center"/>
+            <w:tcW w:type="dxa" w:w="1134"/>
             <w:vMerge w:val="restart"/>
-            <w:tcMar>
-              <w:top w:w="60" w:type="dxa"/>
-              <w:bottom w:w="60" w:type="dxa"/>
-              <w:start w:w="65" w:type="dxa"/>
-              <w:end w:w="65" w:type="dxa"/>
-            </w:tcMar>
           </w:tcPr>
           <w:p>
             <w:pPr>
-              <w:keepNext w:val="0"/>
-              <w:spacing w:before="0" w:after="0" w:line="252" w:lineRule="auto"/>
-              <w:jc w:val="center"/>
-            </w:pPr>
-            <w:r>
-              <w:rPr>
-                <w:rFonts w:ascii="Times New Roman" w:hAnsi="Times New Roman" w:eastAsia="宋体" w:cs="Times New Roman"/>
-                <w:b/>
-                <w:sz w:val="16"/>
-              </w:rPr>
-              <w:t>考核内容</w:t>
-            </w:r>
-          </w:p>
-        </w:tc>
-        <w:tc>
-          <w:tcPr>
-            <w:tcW w:type="dxa" w:w="600"/>
-            <w:vAlign w:val="center"/>
-            <w:vMerge w:val="restart"/>
-            <w:tcMar>
-              <w:top w:w="60" w:type="dxa"/>
-              <w:bottom w:w="60" w:type="dxa"/>
-              <w:start w:w="65" w:type="dxa"/>
-              <w:end w:w="65" w:type="dxa"/>
-            </w:tcMar>
-          </w:tcPr>
-          <w:p>
-            <w:pPr>
-              <w:keepNext w:val="0"/>
-              <w:spacing w:before="0" w:after="0" w:line="252" w:lineRule="auto"/>
-              <w:jc w:val="center"/>
-            </w:pPr>
-            <w:r>
-              <w:rPr>
-                <w:rFonts w:ascii="Times New Roman" w:hAnsi="Times New Roman" w:eastAsia="宋体" w:cs="Times New Roman"/>
-                <w:b/>
-                <w:sz w:val="16"/>
-              </w:rPr>
-              <w:t>总学时</w:t>
-            </w:r>
-          </w:p>
-        </w:tc>
-        <w:tc>
-          <w:tcPr>
-            <w:tcW w:type="dxa" w:w="600"/>
-            <w:vAlign w:val="center"/>
-            <w:vMerge w:val="restart"/>
-            <w:tcMar>
-              <w:top w:w="60" w:type="dxa"/>
-              <w:bottom w:w="60" w:type="dxa"/>
-              <w:start w:w="65" w:type="dxa"/>
-              <w:end w:w="65" w:type="dxa"/>
-            </w:tcMar>
-          </w:tcPr>
-          <w:p>
-            <w:pPr>
-              <w:keepNext w:val="0"/>
-              <w:spacing w:before="0" w:after="0" w:line="252" w:lineRule="auto"/>
-              <w:jc w:val="center"/>
-            </w:pPr>
-            <w:r>
-              <w:rPr>
-                <w:rFonts w:ascii="Times New Roman" w:hAnsi="Times New Roman" w:eastAsia="宋体" w:cs="Times New Roman"/>
-                <w:b/>
-                <w:sz w:val="16"/>
-              </w:rPr>
-              <w:t>理论学时</w:t>
-            </w:r>
-          </w:p>
-        </w:tc>
-        <w:tc>
-          <w:tcPr>
-            <w:tcW w:type="dxa" w:w="700"/>
-            <w:vAlign w:val="center"/>
-            <w:vMerge w:val="restart"/>
-            <w:tcMar>
-              <w:top w:w="60" w:type="dxa"/>
-              <w:bottom w:w="60" w:type="dxa"/>
-              <w:start w:w="65" w:type="dxa"/>
-              <w:end w:w="65" w:type="dxa"/>
-            </w:tcMar>
-          </w:tcPr>
-          <w:p>
-            <w:pPr>
-              <w:keepNext w:val="0"/>
-              <w:spacing w:before="0" w:after="0" w:line="252" w:lineRule="auto"/>
-              <w:jc w:val="center"/>
-            </w:pPr>
-            <w:r>
-              <w:rPr>
-                <w:rFonts w:ascii="Times New Roman" w:hAnsi="Times New Roman" w:eastAsia="宋体" w:cs="Times New Roman"/>
-                <w:b/>
-                <w:sz w:val="16"/>
-              </w:rPr>
-              <w:t>实践学时</w:t>
-            </w:r>
-          </w:p>
-        </w:tc>
-        <w:tc>
-          <w:tcPr>
-            <w:tcW w:type="dxa" w:w="4400"/>
-            <w:vAlign w:val="center"/>
-            <w:gridSpan w:val="4"/>
-            <w:tcMar>
-              <w:top w:w="60" w:type="dxa"/>
-              <w:bottom w:w="60" w:type="dxa"/>
-              <w:start w:w="65" w:type="dxa"/>
-              <w:end w:w="65" w:type="dxa"/>
-            </w:tcMar>
-          </w:tcPr>
-          <w:p>
-            <w:pPr>
-              <w:keepNext w:val="0"/>
-              <w:spacing w:before="0" w:after="0" w:line="252" w:lineRule="auto"/>
-              <w:jc w:val="center"/>
-            </w:pPr>
-            <w:r>
-              <w:rPr>
-                <w:rFonts w:ascii="Times New Roman" w:hAnsi="Times New Roman" w:eastAsia="宋体" w:cs="Times New Roman"/>
-                <w:b/>
-                <w:sz w:val="16"/>
-              </w:rPr>
-              <w:t>考核方式及占比（100%）</w:t>
-            </w:r>
-          </w:p>
-        </w:tc>
-        <w:tc>
-          <w:tcPr>
-            <w:tcW w:type="dxa" w:w="1370"/>
-            <w:vAlign w:val="center"/>
-            <w:vMerge w:val="restart"/>
-            <w:tcMar>
-              <w:top w:w="60" w:type="dxa"/>
-              <w:bottom w:w="60" w:type="dxa"/>
-              <w:start w:w="65" w:type="dxa"/>
-              <w:end w:w="65" w:type="dxa"/>
-            </w:tcMar>
-          </w:tcPr>
-          <w:p>
-            <w:pPr>
-              <w:keepNext w:val="0"/>
-              <w:spacing w:before="0" w:after="0" w:line="252" w:lineRule="auto"/>
-              <w:jc w:val="center"/>
-            </w:pPr>
-            <w:r>
-              <w:rPr>
-                <w:rFonts w:ascii="Times New Roman" w:hAnsi="Times New Roman" w:eastAsia="宋体" w:cs="Times New Roman"/>
-                <w:b/>
-                <w:sz w:val="16"/>
-              </w:rPr>
-              <w:t>课程目标</w:t>
-            </w:r>
-          </w:p>
-        </w:tc>
-      </w:tr>
-      <w:tr>
-        <w:trPr>
-          <w:tblHeader w:val="true"/>
-        </w:trPr>
-        <w:tc>
-          <w:tcPr>
-            <w:tcW w:type="dxa" w:w="1300"/>
-            <w:vAlign w:val="center"/>
-            <w:vMerge/>
-            <w:tcMar>
-              <w:top w:w="60" w:type="dxa"/>
-              <w:bottom w:w="60" w:type="dxa"/>
-              <w:start w:w="65" w:type="dxa"/>
-              <w:end w:w="65" w:type="dxa"/>
-            </w:tcMar>
-          </w:tcPr>
-          <w:p/>
-        </w:tc>
-        <w:tc>
-          <w:tcPr>
-            <w:tcW w:type="dxa" w:w="600"/>
-            <w:vAlign w:val="center"/>
-            <w:vMerge/>
-            <w:tcMar>
-              <w:top w:w="60" w:type="dxa"/>
-              <w:bottom w:w="60" w:type="dxa"/>
-              <w:start w:w="65" w:type="dxa"/>
-              <w:end w:w="65" w:type="dxa"/>
-            </w:tcMar>
-          </w:tcPr>
-          <w:p/>
-        </w:tc>
-        <w:tc>
-          <w:tcPr>
-            <w:tcW w:type="dxa" w:w="600"/>
-            <w:vAlign w:val="center"/>
-            <w:vMerge/>
-            <w:tcMar>
-              <w:top w:w="60" w:type="dxa"/>
-              <w:bottom w:w="60" w:type="dxa"/>
-              <w:start w:w="65" w:type="dxa"/>
-              <w:end w:w="65" w:type="dxa"/>
-            </w:tcMar>
-          </w:tcPr>
-          <w:p/>
-        </w:tc>
-        <w:tc>
-          <w:tcPr>
-            <w:tcW w:type="dxa" w:w="700"/>
-            <w:vAlign w:val="center"/>
-            <w:vMerge/>
-            <w:tcMar>
-              <w:top w:w="60" w:type="dxa"/>
-              <w:bottom w:w="60" w:type="dxa"/>
-              <w:start w:w="65" w:type="dxa"/>
-              <w:end w:w="65" w:type="dxa"/>
-            </w:tcMar>
-          </w:tcPr>
-          <w:p/>
-        </w:tc>
-        <w:tc>
-          <w:tcPr>
-            <w:tcW w:type="dxa" w:w="1100"/>
-            <w:vAlign w:val="center"/>
-            <w:tcMar>
-              <w:top w:w="60" w:type="dxa"/>
-              <w:bottom w:w="60" w:type="dxa"/>
-              <w:start w:w="65" w:type="dxa"/>
-              <w:end w:w="65" w:type="dxa"/>
-            </w:tcMar>
-          </w:tcPr>
-          <w:p>
-            <w:pPr>
-              <w:keepNext w:val="0"/>
-              <w:spacing w:before="0" w:after="0" w:line="240" w:lineRule="auto"/>
               <w:jc w:val="center"/>
             </w:pPr>
             <w:r>
@@ -5555,25 +5317,17 @@
                 <w:b/>
                 <w:sz w:val="15"/>
               </w:rPr>
-              <w:t>平时表现（15%）</w:t>
+              <w:t>考核内容</w:t>
             </w:r>
           </w:p>
         </w:tc>
         <w:tc>
           <w:tcPr>
-            <w:tcW w:type="dxa" w:w="1100"/>
-            <w:vAlign w:val="center"/>
-            <w:tcMar>
-              <w:top w:w="60" w:type="dxa"/>
-              <w:bottom w:w="60" w:type="dxa"/>
-              <w:start w:w="65" w:type="dxa"/>
-              <w:end w:w="65" w:type="dxa"/>
-            </w:tcMar>
+            <w:tcW w:type="dxa" w:w="1134"/>
+            <w:vMerge w:val="restart"/>
           </w:tcPr>
           <w:p>
             <w:pPr>
-              <w:keepNext w:val="0"/>
-              <w:spacing w:before="0" w:after="0" w:line="240" w:lineRule="auto"/>
               <w:jc w:val="center"/>
             </w:pPr>
             <w:r>
@@ -5582,25 +5336,17 @@
                 <w:b/>
                 <w:sz w:val="15"/>
               </w:rPr>
-              <w:t>上机任务（35%）</w:t>
+              <w:t>总学时</w:t>
             </w:r>
           </w:p>
         </w:tc>
         <w:tc>
           <w:tcPr>
-            <w:tcW w:type="dxa" w:w="1100"/>
-            <w:vAlign w:val="center"/>
-            <w:tcMar>
-              <w:top w:w="60" w:type="dxa"/>
-              <w:bottom w:w="60" w:type="dxa"/>
-              <w:start w:w="65" w:type="dxa"/>
-              <w:end w:w="65" w:type="dxa"/>
-            </w:tcMar>
+            <w:tcW w:type="dxa" w:w="1134"/>
+            <w:vMerge w:val="restart"/>
           </w:tcPr>
           <w:p>
             <w:pPr>
-              <w:keepNext w:val="0"/>
-              <w:spacing w:before="0" w:after="0" w:line="240" w:lineRule="auto"/>
               <w:jc w:val="center"/>
             </w:pPr>
             <w:r>
@@ -5609,25 +5355,17 @@
                 <w:b/>
                 <w:sz w:val="15"/>
               </w:rPr>
-              <w:t>综合项目（40%）</w:t>
+              <w:t>理论学时</w:t>
             </w:r>
           </w:p>
         </w:tc>
         <w:tc>
           <w:tcPr>
-            <w:tcW w:type="dxa" w:w="1100"/>
-            <w:vAlign w:val="center"/>
-            <w:tcMar>
-              <w:top w:w="60" w:type="dxa"/>
-              <w:bottom w:w="60" w:type="dxa"/>
-              <w:start w:w="65" w:type="dxa"/>
-              <w:end w:w="65" w:type="dxa"/>
-            </w:tcMar>
+            <w:tcW w:type="dxa" w:w="1134"/>
+            <w:vMerge w:val="restart"/>
           </w:tcPr>
           <w:p>
             <w:pPr>
-              <w:keepNext w:val="0"/>
-              <w:spacing w:before="0" w:after="0" w:line="240" w:lineRule="auto"/>
               <w:jc w:val="center"/>
             </w:pPr>
             <w:r>
@@ -5636,36 +5374,154 @@
                 <w:b/>
                 <w:sz w:val="15"/>
               </w:rPr>
-              <w:t>个人核验（10%）</w:t>
+              <w:t>上机学时</w:t>
             </w:r>
           </w:p>
         </w:tc>
         <w:tc>
           <w:tcPr>
-            <w:tcW w:type="dxa" w:w="1370"/>
-            <w:vAlign w:val="center"/>
-            <w:vMerge/>
-            <w:tcMar>
-              <w:top w:w="60" w:type="dxa"/>
-              <w:bottom w:w="60" w:type="dxa"/>
-              <w:start w:w="65" w:type="dxa"/>
-              <w:end w:w="65" w:type="dxa"/>
-            </w:tcMar>
-          </w:tcPr>
-          <w:p/>
+            <w:tcW w:type="dxa" w:w="3402"/>
+            <w:gridSpan w:val="3"/>
+          </w:tcPr>
+          <w:p>
+            <w:pPr>
+              <w:jc w:val="center"/>
+            </w:pPr>
+            <w:r>
+              <w:rPr>
+                <w:rFonts w:ascii="Times New Roman" w:hAnsi="Times New Roman" w:eastAsia="宋体"/>
+                <w:b/>
+                <w:sz w:val="15"/>
+              </w:rPr>
+              <w:t>考核方式及占比（100%）</w:t>
+            </w:r>
+          </w:p>
+        </w:tc>
+        <w:tc>
+          <w:tcPr>
+            <w:tcW w:type="dxa" w:w="1134"/>
+            <w:vMerge w:val="restart"/>
+          </w:tcPr>
+          <w:p>
+            <w:pPr>
+              <w:jc w:val="center"/>
+            </w:pPr>
+            <w:r>
+              <w:rPr>
+                <w:rFonts w:ascii="Times New Roman" w:hAnsi="Times New Roman" w:eastAsia="宋体"/>
+                <w:b/>
+                <w:sz w:val="15"/>
+              </w:rPr>
+              <w:t>课程目标</w:t>
+            </w:r>
+          </w:p>
         </w:tc>
       </w:tr>
       <w:tr>
-        <w:trPr/>
-        <w:tc>
-          <w:tcPr>
-            <w:tcW w:type="dxa" w:w="1300"/>
-            <w:vAlign w:val="center"/>
+        <w:trPr>
+          <w:tblHeader w:val="true"/>
+          <w:cantSplit/>
+        </w:trPr>
+        <w:tc>
+          <w:tcPr>
+            <w:tcW w:type="dxa" w:w="1134"/>
+            <w:vMerge/>
+          </w:tcPr>
+          <w:p/>
+        </w:tc>
+        <w:tc>
+          <w:tcPr>
+            <w:tcW w:type="dxa" w:w="1134"/>
+            <w:vMerge/>
+          </w:tcPr>
+          <w:p/>
+        </w:tc>
+        <w:tc>
+          <w:tcPr>
+            <w:tcW w:type="dxa" w:w="1134"/>
+            <w:vMerge/>
+          </w:tcPr>
+          <w:p/>
+        </w:tc>
+        <w:tc>
+          <w:tcPr>
+            <w:tcW w:type="dxa" w:w="1134"/>
+            <w:vMerge/>
+          </w:tcPr>
+          <w:p/>
+        </w:tc>
+        <w:tc>
+          <w:tcPr>
+            <w:tcW w:type="dxa" w:w="1134"/>
           </w:tcPr>
           <w:p>
             <w:pPr>
-              <w:keepNext w:val="0"/>
-              <w:spacing w:before="0" w:after="0" w:line="235" w:lineRule="auto"/>
+              <w:jc w:val="center"/>
+            </w:pPr>
+            <w:r>
+              <w:rPr>
+                <w:rFonts w:ascii="Times New Roman" w:hAnsi="Times New Roman" w:eastAsia="宋体"/>
+                <w:b/>
+                <w:sz w:val="15"/>
+              </w:rPr>
+              <w:t>平时成绩（20%）</w:t>
+            </w:r>
+          </w:p>
+        </w:tc>
+        <w:tc>
+          <w:tcPr>
+            <w:tcW w:type="dxa" w:w="1134"/>
+          </w:tcPr>
+          <w:p>
+            <w:pPr>
+              <w:jc w:val="center"/>
+            </w:pPr>
+            <w:r>
+              <w:rPr>
+                <w:rFonts w:ascii="Times New Roman" w:hAnsi="Times New Roman" w:eastAsia="宋体"/>
+                <w:b/>
+                <w:sz w:val="15"/>
+              </w:rPr>
+              <w:t>课程作业（20%）</w:t>
+            </w:r>
+          </w:p>
+        </w:tc>
+        <w:tc>
+          <w:tcPr>
+            <w:tcW w:type="dxa" w:w="1134"/>
+          </w:tcPr>
+          <w:p>
+            <w:pPr>
+              <w:jc w:val="center"/>
+            </w:pPr>
+            <w:r>
+              <w:rPr>
+                <w:rFonts w:ascii="Times New Roman" w:hAnsi="Times New Roman" w:eastAsia="宋体"/>
+                <w:b/>
+                <w:sz w:val="15"/>
+              </w:rPr>
+              <w:t>期末考核（60%）</w:t>
+            </w:r>
+          </w:p>
+        </w:tc>
+        <w:tc>
+          <w:tcPr>
+            <w:tcW w:type="dxa" w:w="1134"/>
+            <w:vMerge/>
+          </w:tcPr>
+          <w:p/>
+        </w:tc>
+      </w:tr>
+      <w:tr>
+        <w:trPr>
+          <w:cantSplit/>
+        </w:trPr>
+        <w:tc>
+          <w:tcPr>
+            <w:tcW w:type="dxa" w:w="1134"/>
+          </w:tcPr>
+          <w:p>
+            <w:pPr>
               <w:jc w:val="left"/>
             </w:pPr>
             <w:r>
@@ -5674,19 +5530,16 @@
                 <w:b w:val="0"/>
                 <w:sz w:val="15"/>
               </w:rPr>
-              <w:t>系统、安全与应用</w:t>
+              <w:t>系统、安全与工程应用</w:t>
             </w:r>
           </w:p>
         </w:tc>
         <w:tc>
           <w:tcPr>
-            <w:tcW w:type="dxa" w:w="600"/>
-            <w:vAlign w:val="center"/>
+            <w:tcW w:type="dxa" w:w="1134"/>
           </w:tcPr>
           <w:p>
             <w:pPr>
-              <w:keepNext w:val="0"/>
-              <w:spacing w:before="0" w:after="0" w:line="235" w:lineRule="auto"/>
               <w:jc w:val="center"/>
             </w:pPr>
             <w:r>
@@ -5701,13 +5554,10 @@
         </w:tc>
         <w:tc>
           <w:tcPr>
-            <w:tcW w:type="dxa" w:w="600"/>
-            <w:vAlign w:val="center"/>
+            <w:tcW w:type="dxa" w:w="1134"/>
           </w:tcPr>
           <w:p>
             <w:pPr>
-              <w:keepNext w:val="0"/>
-              <w:spacing w:before="0" w:after="0" w:line="235" w:lineRule="auto"/>
               <w:jc w:val="center"/>
             </w:pPr>
             <w:r>
@@ -5722,13 +5572,10 @@
         </w:tc>
         <w:tc>
           <w:tcPr>
-            <w:tcW w:type="dxa" w:w="700"/>
-            <w:vAlign w:val="center"/>
+            <w:tcW w:type="dxa" w:w="1134"/>
           </w:tcPr>
           <w:p>
             <w:pPr>
-              <w:keepNext w:val="0"/>
-              <w:spacing w:before="0" w:after="0" w:line="235" w:lineRule="auto"/>
               <w:jc w:val="center"/>
             </w:pPr>
             <w:r>
@@ -5743,35 +5590,10 @@
         </w:tc>
         <w:tc>
           <w:tcPr>
-            <w:tcW w:type="dxa" w:w="1100"/>
-            <w:vMerge w:val="restart"/>
-            <w:vAlign w:val="center"/>
+            <w:tcW w:type="dxa" w:w="1134"/>
           </w:tcPr>
           <w:p>
             <w:pPr>
-              <w:keepNext w:val="0"/>
-              <w:spacing w:before="0" w:after="0" w:line="228" w:lineRule="auto"/>
-              <w:jc w:val="center"/>
-            </w:pPr>
-            <w:r>
-              <w:rPr>
-                <w:rFonts w:ascii="Times New Roman" w:hAnsi="Times New Roman" w:eastAsia="宋体"/>
-                <w:b/>
-                <w:sz w:val="16"/>
-              </w:rPr>
-              <w:t>—</w:t>
-            </w:r>
-          </w:p>
-        </w:tc>
-        <w:tc>
-          <w:tcPr>
-            <w:tcW w:type="dxa" w:w="1100"/>
-            <w:vAlign w:val="center"/>
-          </w:tcPr>
-          <w:p>
-            <w:pPr>
-              <w:keepNext w:val="0"/>
-              <w:spacing w:before="0" w:after="0" w:line="235" w:lineRule="auto"/>
               <w:jc w:val="center"/>
             </w:pPr>
             <w:r>
@@ -5786,13 +5608,10 @@
         </w:tc>
         <w:tc>
           <w:tcPr>
-            <w:tcW w:type="dxa" w:w="1100"/>
-            <w:vAlign w:val="center"/>
+            <w:tcW w:type="dxa" w:w="1134"/>
           </w:tcPr>
           <w:p>
             <w:pPr>
-              <w:keepNext w:val="0"/>
-              <w:spacing w:before="0" w:after="0" w:line="235" w:lineRule="auto"/>
               <w:jc w:val="center"/>
             </w:pPr>
             <w:r>
@@ -5807,13 +5626,10 @@
         </w:tc>
         <w:tc>
           <w:tcPr>
-            <w:tcW w:type="dxa" w:w="1100"/>
-            <w:vAlign w:val="center"/>
+            <w:tcW w:type="dxa" w:w="1134"/>
           </w:tcPr>
           <w:p>
             <w:pPr>
-              <w:keepNext w:val="0"/>
-              <w:spacing w:before="0" w:after="0" w:line="235" w:lineRule="auto"/>
               <w:jc w:val="center"/>
             </w:pPr>
             <w:r>
@@ -5822,19 +5638,16 @@
                 <w:b w:val="0"/>
                 <w:sz w:val="15"/>
               </w:rPr>
-              <w:t>20%</w:t>
+              <w:t>15%</w:t>
             </w:r>
           </w:p>
         </w:tc>
         <w:tc>
           <w:tcPr>
-            <w:tcW w:type="dxa" w:w="1370"/>
-            <w:vAlign w:val="center"/>
+            <w:tcW w:type="dxa" w:w="1134"/>
           </w:tcPr>
           <w:p>
             <w:pPr>
-              <w:keepNext w:val="0"/>
-              <w:spacing w:before="0" w:after="0" w:line="235" w:lineRule="auto"/>
               <w:jc w:val="center"/>
             </w:pPr>
             <w:r>
@@ -5843,22 +5656,21 @@
                 <w:b w:val="0"/>
                 <w:sz w:val="15"/>
               </w:rPr>
-              <w:t>目标1.1/2.1/3.1</w:t>
+              <w:t>目标 1.1，2.1，3.1</w:t>
             </w:r>
           </w:p>
         </w:tc>
       </w:tr>
       <w:tr>
-        <w:trPr/>
-        <w:tc>
-          <w:tcPr>
-            <w:tcW w:type="dxa" w:w="1300"/>
-            <w:vAlign w:val="center"/>
+        <w:trPr>
+          <w:cantSplit/>
+        </w:trPr>
+        <w:tc>
+          <w:tcPr>
+            <w:tcW w:type="dxa" w:w="1134"/>
           </w:tcPr>
           <w:p>
             <w:pPr>
-              <w:keepNext w:val="0"/>
-              <w:spacing w:before="0" w:after="0" w:line="235" w:lineRule="auto"/>
               <w:jc w:val="left"/>
             </w:pPr>
             <w:r>
@@ -5867,19 +5679,16 @@
                 <w:b w:val="0"/>
                 <w:sz w:val="15"/>
               </w:rPr>
-              <w:t>坐标、编程与轨迹</w:t>
+              <w:t>坐标标定、示教编程与轨迹工艺</w:t>
             </w:r>
           </w:p>
         </w:tc>
         <w:tc>
           <w:tcPr>
-            <w:tcW w:type="dxa" w:w="600"/>
-            <w:vAlign w:val="center"/>
+            <w:tcW w:type="dxa" w:w="1134"/>
           </w:tcPr>
           <w:p>
             <w:pPr>
-              <w:keepNext w:val="0"/>
-              <w:spacing w:before="0" w:after="0" w:line="235" w:lineRule="auto"/>
               <w:jc w:val="center"/>
             </w:pPr>
             <w:r>
@@ -5894,13 +5703,10 @@
         </w:tc>
         <w:tc>
           <w:tcPr>
-            <w:tcW w:type="dxa" w:w="600"/>
-            <w:vAlign w:val="center"/>
+            <w:tcW w:type="dxa" w:w="1134"/>
           </w:tcPr>
           <w:p>
             <w:pPr>
-              <w:keepNext w:val="0"/>
-              <w:spacing w:before="0" w:after="0" w:line="235" w:lineRule="auto"/>
               <w:jc w:val="center"/>
             </w:pPr>
             <w:r>
@@ -5915,13 +5721,10 @@
         </w:tc>
         <w:tc>
           <w:tcPr>
-            <w:tcW w:type="dxa" w:w="700"/>
-            <w:vAlign w:val="center"/>
+            <w:tcW w:type="dxa" w:w="1134"/>
           </w:tcPr>
           <w:p>
             <w:pPr>
-              <w:keepNext w:val="0"/>
-              <w:spacing w:before="0" w:after="0" w:line="235" w:lineRule="auto"/>
               <w:jc w:val="center"/>
             </w:pPr>
             <w:r>
@@ -5936,21 +5739,10 @@
         </w:tc>
         <w:tc>
           <w:tcPr>
-            <w:tcW w:type="dxa" w:w="1100"/>
-            <w:vMerge/>
-            <w:vAlign w:val="center"/>
-          </w:tcPr>
-          <w:p/>
-        </w:tc>
-        <w:tc>
-          <w:tcPr>
-            <w:tcW w:type="dxa" w:w="1100"/>
-            <w:vAlign w:val="center"/>
+            <w:tcW w:type="dxa" w:w="1134"/>
           </w:tcPr>
           <w:p>
             <w:pPr>
-              <w:keepNext w:val="0"/>
-              <w:spacing w:before="0" w:after="0" w:line="235" w:lineRule="auto"/>
               <w:jc w:val="center"/>
             </w:pPr>
             <w:r>
@@ -5965,13 +5757,10 @@
         </w:tc>
         <w:tc>
           <w:tcPr>
-            <w:tcW w:type="dxa" w:w="1100"/>
-            <w:vAlign w:val="center"/>
+            <w:tcW w:type="dxa" w:w="1134"/>
           </w:tcPr>
           <w:p>
             <w:pPr>
-              <w:keepNext w:val="0"/>
-              <w:spacing w:before="0" w:after="0" w:line="235" w:lineRule="auto"/>
               <w:jc w:val="center"/>
             </w:pPr>
             <w:r>
@@ -5986,13 +5775,10 @@
         </w:tc>
         <w:tc>
           <w:tcPr>
-            <w:tcW w:type="dxa" w:w="1100"/>
-            <w:vAlign w:val="center"/>
+            <w:tcW w:type="dxa" w:w="1134"/>
           </w:tcPr>
           <w:p>
             <w:pPr>
-              <w:keepNext w:val="0"/>
-              <w:spacing w:before="0" w:after="0" w:line="235" w:lineRule="auto"/>
               <w:jc w:val="center"/>
             </w:pPr>
             <w:r>
@@ -6007,13 +5793,10 @@
         </w:tc>
         <w:tc>
           <w:tcPr>
-            <w:tcW w:type="dxa" w:w="1370"/>
-            <w:vAlign w:val="center"/>
+            <w:tcW w:type="dxa" w:w="1134"/>
           </w:tcPr>
           <w:p>
             <w:pPr>
-              <w:keepNext w:val="0"/>
-              <w:spacing w:before="0" w:after="0" w:line="235" w:lineRule="auto"/>
               <w:jc w:val="center"/>
             </w:pPr>
             <w:r>
@@ -6022,22 +5805,21 @@
                 <w:b w:val="0"/>
                 <w:sz w:val="15"/>
               </w:rPr>
-              <w:t>目标1.2-1.3/2.2-2.3/3.2-3.3</w:t>
+              <w:t>目标 1.2，1.3，2.2，2.3，3.2，3.3</w:t>
             </w:r>
           </w:p>
         </w:tc>
       </w:tr>
       <w:tr>
-        <w:trPr/>
-        <w:tc>
-          <w:tcPr>
-            <w:tcW w:type="dxa" w:w="1300"/>
-            <w:vAlign w:val="center"/>
+        <w:trPr>
+          <w:cantSplit/>
+        </w:trPr>
+        <w:tc>
+          <w:tcPr>
+            <w:tcW w:type="dxa" w:w="1134"/>
           </w:tcPr>
           <w:p>
             <w:pPr>
-              <w:keepNext w:val="0"/>
-              <w:spacing w:before="0" w:after="0" w:line="235" w:lineRule="auto"/>
               <w:jc w:val="left"/>
             </w:pPr>
             <w:r>
@@ -6046,19 +5828,16 @@
                 <w:b w:val="0"/>
                 <w:sz w:val="15"/>
               </w:rPr>
-              <w:t>接口与集成</w:t>
+              <w:t>末端执行器、I/O与接口集成</w:t>
             </w:r>
           </w:p>
         </w:tc>
         <w:tc>
           <w:tcPr>
-            <w:tcW w:type="dxa" w:w="600"/>
-            <w:vAlign w:val="center"/>
+            <w:tcW w:type="dxa" w:w="1134"/>
           </w:tcPr>
           <w:p>
             <w:pPr>
-              <w:keepNext w:val="0"/>
-              <w:spacing w:before="0" w:after="0" w:line="235" w:lineRule="auto"/>
               <w:jc w:val="center"/>
             </w:pPr>
             <w:r>
@@ -6073,13 +5852,10 @@
         </w:tc>
         <w:tc>
           <w:tcPr>
-            <w:tcW w:type="dxa" w:w="600"/>
-            <w:vAlign w:val="center"/>
+            <w:tcW w:type="dxa" w:w="1134"/>
           </w:tcPr>
           <w:p>
             <w:pPr>
-              <w:keepNext w:val="0"/>
-              <w:spacing w:before="0" w:after="0" w:line="235" w:lineRule="auto"/>
               <w:jc w:val="center"/>
             </w:pPr>
             <w:r>
@@ -6094,13 +5870,10 @@
         </w:tc>
         <w:tc>
           <w:tcPr>
-            <w:tcW w:type="dxa" w:w="700"/>
-            <w:vAlign w:val="center"/>
+            <w:tcW w:type="dxa" w:w="1134"/>
           </w:tcPr>
           <w:p>
             <w:pPr>
-              <w:keepNext w:val="0"/>
-              <w:spacing w:before="0" w:after="0" w:line="235" w:lineRule="auto"/>
               <w:jc w:val="center"/>
             </w:pPr>
             <w:r>
@@ -6115,21 +5888,10 @@
         </w:tc>
         <w:tc>
           <w:tcPr>
-            <w:tcW w:type="dxa" w:w="1100"/>
-            <w:vMerge/>
-            <w:vAlign w:val="center"/>
-          </w:tcPr>
-          <w:p/>
-        </w:tc>
-        <w:tc>
-          <w:tcPr>
-            <w:tcW w:type="dxa" w:w="1100"/>
-            <w:vAlign w:val="center"/>
+            <w:tcW w:type="dxa" w:w="1134"/>
           </w:tcPr>
           <w:p>
             <w:pPr>
-              <w:keepNext w:val="0"/>
-              <w:spacing w:before="0" w:after="0" w:line="235" w:lineRule="auto"/>
               <w:jc w:val="center"/>
             </w:pPr>
             <w:r>
@@ -6144,13 +5906,10 @@
         </w:tc>
         <w:tc>
           <w:tcPr>
-            <w:tcW w:type="dxa" w:w="1100"/>
-            <w:vAlign w:val="center"/>
+            <w:tcW w:type="dxa" w:w="1134"/>
           </w:tcPr>
           <w:p>
             <w:pPr>
-              <w:keepNext w:val="0"/>
-              <w:spacing w:before="0" w:after="0" w:line="235" w:lineRule="auto"/>
               <w:jc w:val="center"/>
             </w:pPr>
             <w:r>
@@ -6165,13 +5924,10 @@
         </w:tc>
         <w:tc>
           <w:tcPr>
-            <w:tcW w:type="dxa" w:w="1100"/>
-            <w:vAlign w:val="center"/>
+            <w:tcW w:type="dxa" w:w="1134"/>
           </w:tcPr>
           <w:p>
             <w:pPr>
-              <w:keepNext w:val="0"/>
-              <w:spacing w:before="0" w:after="0" w:line="235" w:lineRule="auto"/>
               <w:jc w:val="center"/>
             </w:pPr>
             <w:r>
@@ -6180,19 +5936,16 @@
                 <w:b w:val="0"/>
                 <w:sz w:val="15"/>
               </w:rPr>
-              <w:t>25%</w:t>
+              <w:t>30%</w:t>
             </w:r>
           </w:p>
         </w:tc>
         <w:tc>
           <w:tcPr>
-            <w:tcW w:type="dxa" w:w="1370"/>
-            <w:vAlign w:val="center"/>
+            <w:tcW w:type="dxa" w:w="1134"/>
           </w:tcPr>
           <w:p>
             <w:pPr>
-              <w:keepNext w:val="0"/>
-              <w:spacing w:before="0" w:after="0" w:line="235" w:lineRule="auto"/>
               <w:jc w:val="center"/>
             </w:pPr>
             <w:r>
@@ -6201,22 +5954,21 @@
                 <w:b w:val="0"/>
                 <w:sz w:val="15"/>
               </w:rPr>
-              <w:t>目标1.4/2.4/3.4</w:t>
+              <w:t>目标 1.4，2.4，3.4</w:t>
             </w:r>
           </w:p>
         </w:tc>
       </w:tr>
       <w:tr>
-        <w:trPr/>
-        <w:tc>
-          <w:tcPr>
-            <w:tcW w:type="dxa" w:w="1300"/>
-            <w:vAlign w:val="center"/>
+        <w:trPr>
+          <w:cantSplit/>
+        </w:trPr>
+        <w:tc>
+          <w:tcPr>
+            <w:tcW w:type="dxa" w:w="1134"/>
           </w:tcPr>
           <w:p>
             <w:pPr>
-              <w:keepNext w:val="0"/>
-              <w:spacing w:before="0" w:after="0" w:line="235" w:lineRule="auto"/>
               <w:jc w:val="left"/>
             </w:pPr>
             <w:r>
@@ -6225,19 +5977,16 @@
                 <w:b w:val="0"/>
                 <w:sz w:val="15"/>
               </w:rPr>
-              <w:t>离线仿真与运维</w:t>
+              <w:t>离线编程、工作站与运行维护</w:t>
             </w:r>
           </w:p>
         </w:tc>
         <w:tc>
           <w:tcPr>
-            <w:tcW w:type="dxa" w:w="600"/>
-            <w:vAlign w:val="center"/>
+            <w:tcW w:type="dxa" w:w="1134"/>
           </w:tcPr>
           <w:p>
             <w:pPr>
-              <w:keepNext w:val="0"/>
-              <w:spacing w:before="0" w:after="0" w:line="235" w:lineRule="auto"/>
               <w:jc w:val="center"/>
             </w:pPr>
             <w:r>
@@ -6252,13 +6001,10 @@
         </w:tc>
         <w:tc>
           <w:tcPr>
-            <w:tcW w:type="dxa" w:w="600"/>
-            <w:vAlign w:val="center"/>
+            <w:tcW w:type="dxa" w:w="1134"/>
           </w:tcPr>
           <w:p>
             <w:pPr>
-              <w:keepNext w:val="0"/>
-              <w:spacing w:before="0" w:after="0" w:line="235" w:lineRule="auto"/>
               <w:jc w:val="center"/>
             </w:pPr>
             <w:r>
@@ -6273,13 +6019,10 @@
         </w:tc>
         <w:tc>
           <w:tcPr>
-            <w:tcW w:type="dxa" w:w="700"/>
-            <w:vAlign w:val="center"/>
+            <w:tcW w:type="dxa" w:w="1134"/>
           </w:tcPr>
           <w:p>
             <w:pPr>
-              <w:keepNext w:val="0"/>
-              <w:spacing w:before="0" w:after="0" w:line="235" w:lineRule="auto"/>
               <w:jc w:val="center"/>
             </w:pPr>
             <w:r>
@@ -6294,21 +6037,10 @@
         </w:tc>
         <w:tc>
           <w:tcPr>
-            <w:tcW w:type="dxa" w:w="1100"/>
-            <w:vMerge/>
-            <w:vAlign w:val="center"/>
-          </w:tcPr>
-          <w:p/>
-        </w:tc>
-        <w:tc>
-          <w:tcPr>
-            <w:tcW w:type="dxa" w:w="1100"/>
-            <w:vAlign w:val="center"/>
+            <w:tcW w:type="dxa" w:w="1134"/>
           </w:tcPr>
           <w:p>
             <w:pPr>
-              <w:keepNext w:val="0"/>
-              <w:spacing w:before="0" w:after="0" w:line="235" w:lineRule="auto"/>
               <w:jc w:val="center"/>
             </w:pPr>
             <w:r>
@@ -6323,13 +6055,10 @@
         </w:tc>
         <w:tc>
           <w:tcPr>
-            <w:tcW w:type="dxa" w:w="1100"/>
-            <w:vAlign w:val="center"/>
+            <w:tcW w:type="dxa" w:w="1134"/>
           </w:tcPr>
           <w:p>
             <w:pPr>
-              <w:keepNext w:val="0"/>
-              <w:spacing w:before="0" w:after="0" w:line="235" w:lineRule="auto"/>
               <w:jc w:val="center"/>
             </w:pPr>
             <w:r>
@@ -6344,13 +6073,10 @@
         </w:tc>
         <w:tc>
           <w:tcPr>
-            <w:tcW w:type="dxa" w:w="1100"/>
-            <w:vAlign w:val="center"/>
+            <w:tcW w:type="dxa" w:w="1134"/>
           </w:tcPr>
           <w:p>
             <w:pPr>
-              <w:keepNext w:val="0"/>
-              <w:spacing w:before="0" w:after="0" w:line="235" w:lineRule="auto"/>
               <w:jc w:val="center"/>
             </w:pPr>
             <w:r>
@@ -6365,13 +6091,10 @@
         </w:tc>
         <w:tc>
           <w:tcPr>
-            <w:tcW w:type="dxa" w:w="1370"/>
-            <w:vAlign w:val="center"/>
+            <w:tcW w:type="dxa" w:w="1134"/>
           </w:tcPr>
           <w:p>
             <w:pPr>
-              <w:keepNext w:val="0"/>
-              <w:spacing w:before="0" w:after="0" w:line="235" w:lineRule="auto"/>
               <w:jc w:val="center"/>
             </w:pPr>
             <w:r>
@@ -6380,71 +6103,82 @@
                 <w:b w:val="0"/>
                 <w:sz w:val="15"/>
               </w:rPr>
-              <w:t>目标1.5-1.6/2.5-2.6/3.5-3.6</w:t>
+              <w:t>目标 1.5，1.6，2.5，2.6，3.5，3.6</w:t>
             </w:r>
           </w:p>
         </w:tc>
       </w:tr>
       <w:tr>
-        <w:trPr/>
-        <w:tc>
-          <w:tcPr>
-            <w:tcW w:type="dxa" w:w="1300"/>
-            <w:vAlign w:val="center"/>
+        <w:trPr>
+          <w:cantSplit/>
+        </w:trPr>
+        <w:tc>
+          <w:tcPr>
+            <w:tcW w:type="dxa" w:w="1134"/>
           </w:tcPr>
           <w:p>
             <w:pPr>
-              <w:keepNext w:val="0"/>
-              <w:spacing w:before="0" w:after="0" w:line="235" w:lineRule="auto"/>
+              <w:jc w:val="left"/>
+            </w:pPr>
+            <w:r>
+              <w:rPr>
+                <w:rFonts w:ascii="Times New Roman" w:hAnsi="Times New Roman" w:eastAsia="宋体"/>
+                <w:b/>
+                <w:sz w:val="15"/>
+              </w:rPr>
+              <w:t>合计</w:t>
+            </w:r>
+          </w:p>
+        </w:tc>
+        <w:tc>
+          <w:tcPr>
+            <w:tcW w:type="dxa" w:w="1134"/>
+          </w:tcPr>
+          <w:p>
+            <w:pPr>
               <w:jc w:val="center"/>
             </w:pPr>
             <w:r>
               <w:rPr>
                 <w:rFonts w:ascii="Times New Roman" w:hAnsi="Times New Roman" w:eastAsia="宋体"/>
                 <w:b/>
-                <w:sz w:val="16"/>
+                <w:sz w:val="15"/>
               </w:rPr>
-              <w:t>合计</w:t>
+              <w:t>32</w:t>
             </w:r>
           </w:p>
         </w:tc>
         <w:tc>
           <w:tcPr>
-            <w:tcW w:type="dxa" w:w="600"/>
-            <w:vAlign w:val="center"/>
+            <w:tcW w:type="dxa" w:w="1134"/>
           </w:tcPr>
           <w:p>
             <w:pPr>
-              <w:keepNext w:val="0"/>
-              <w:spacing w:before="0" w:after="0" w:line="235" w:lineRule="auto"/>
               <w:jc w:val="center"/>
             </w:pPr>
             <w:r>
               <w:rPr>
                 <w:rFonts w:ascii="Times New Roman" w:hAnsi="Times New Roman" w:eastAsia="宋体"/>
                 <w:b/>
-                <w:sz w:val="16"/>
+                <w:sz w:val="15"/>
               </w:rPr>
-              <w:t>32</w:t>
+              <w:t>16</w:t>
             </w:r>
           </w:p>
         </w:tc>
         <w:tc>
           <w:tcPr>
-            <w:tcW w:type="dxa" w:w="600"/>
-            <w:vAlign w:val="center"/>
+            <w:tcW w:type="dxa" w:w="1134"/>
           </w:tcPr>
           <w:p>
             <w:pPr>
-              <w:keepNext w:val="0"/>
-              <w:spacing w:before="0" w:after="0" w:line="235" w:lineRule="auto"/>
               <w:jc w:val="center"/>
             </w:pPr>
             <w:r>
               <w:rPr>
                 <w:rFonts w:ascii="Times New Roman" w:hAnsi="Times New Roman" w:eastAsia="宋体"/>
                 <w:b/>
-                <w:sz w:val="16"/>
+                <w:sz w:val="15"/>
               </w:rPr>
               <w:t>16</w:t>
             </w:r>
@@ -6452,49 +6186,35 @@
         </w:tc>
         <w:tc>
           <w:tcPr>
-            <w:tcW w:type="dxa" w:w="700"/>
-            <w:vAlign w:val="center"/>
+            <w:tcW w:type="dxa" w:w="1134"/>
           </w:tcPr>
           <w:p>
             <w:pPr>
-              <w:keepNext w:val="0"/>
-              <w:spacing w:before="0" w:after="0" w:line="235" w:lineRule="auto"/>
               <w:jc w:val="center"/>
             </w:pPr>
             <w:r>
               <w:rPr>
                 <w:rFonts w:ascii="Times New Roman" w:hAnsi="Times New Roman" w:eastAsia="宋体"/>
                 <w:b/>
-                <w:sz w:val="16"/>
+                <w:sz w:val="15"/>
               </w:rPr>
-              <w:t>16</w:t>
+              <w:t>100%</w:t>
             </w:r>
           </w:p>
         </w:tc>
         <w:tc>
           <w:tcPr>
-            <w:tcW w:type="dxa" w:w="1100"/>
-            <w:vMerge/>
-            <w:vAlign w:val="center"/>
-          </w:tcPr>
-          <w:p/>
-        </w:tc>
-        <w:tc>
-          <w:tcPr>
-            <w:tcW w:type="dxa" w:w="1100"/>
-            <w:vAlign w:val="center"/>
+            <w:tcW w:type="dxa" w:w="1134"/>
           </w:tcPr>
           <w:p>
             <w:pPr>
-              <w:keepNext w:val="0"/>
-              <w:spacing w:before="0" w:after="0" w:line="235" w:lineRule="auto"/>
               <w:jc w:val="center"/>
             </w:pPr>
             <w:r>
               <w:rPr>
                 <w:rFonts w:ascii="Times New Roman" w:hAnsi="Times New Roman" w:eastAsia="宋体"/>
                 <w:b/>
-                <w:sz w:val="16"/>
+                <w:sz w:val="15"/>
               </w:rPr>
               <w:t>100%</w:t>
             </w:r>
@@ -6502,20 +6222,17 @@
         </w:tc>
         <w:tc>
           <w:tcPr>
-            <w:tcW w:type="dxa" w:w="1100"/>
-            <w:vAlign w:val="center"/>
+            <w:tcW w:type="dxa" w:w="1134"/>
           </w:tcPr>
           <w:p>
             <w:pPr>
-              <w:keepNext w:val="0"/>
-              <w:spacing w:before="0" w:after="0" w:line="235" w:lineRule="auto"/>
               <w:jc w:val="center"/>
             </w:pPr>
             <w:r>
               <w:rPr>
                 <w:rFonts w:ascii="Times New Roman" w:hAnsi="Times New Roman" w:eastAsia="宋体"/>
                 <w:b/>
-                <w:sz w:val="16"/>
+                <w:sz w:val="15"/>
               </w:rPr>
               <w:t>100%</w:t>
             </w:r>
@@ -6523,41 +6240,17 @@
         </w:tc>
         <w:tc>
           <w:tcPr>
-            <w:tcW w:type="dxa" w:w="1100"/>
-            <w:vAlign w:val="center"/>
+            <w:tcW w:type="dxa" w:w="1134"/>
           </w:tcPr>
           <w:p>
             <w:pPr>
-              <w:keepNext w:val="0"/>
-              <w:spacing w:before="0" w:after="0" w:line="235" w:lineRule="auto"/>
               <w:jc w:val="center"/>
             </w:pPr>
             <w:r>
               <w:rPr>
                 <w:rFonts w:ascii="Times New Roman" w:hAnsi="Times New Roman" w:eastAsia="宋体"/>
                 <w:b/>
-                <w:sz w:val="16"/>
-              </w:rPr>
-              <w:t>100%</w:t>
-            </w:r>
-          </w:p>
-        </w:tc>
-        <w:tc>
-          <w:tcPr>
-            <w:tcW w:type="dxa" w:w="1370"/>
-            <w:vAlign w:val="center"/>
-          </w:tcPr>
-          <w:p>
-            <w:pPr>
-              <w:keepNext w:val="0"/>
-              <w:spacing w:before="0" w:after="0" w:line="235" w:lineRule="auto"/>
-              <w:jc w:val="center"/>
-            </w:pPr>
-            <w:r>
-              <w:rPr>
-                <w:rFonts w:ascii="Times New Roman" w:hAnsi="Times New Roman" w:eastAsia="宋体"/>
-                <w:b/>
-                <w:sz w:val="16"/>
+                <w:sz w:val="15"/>
               </w:rPr>
               <w:t>—</w:t>
             </w:r>
@@ -6638,7 +6331,7 @@
           <w:b w:val="0"/>
           <w:sz w:val="21"/>
         </w:rPr>
-        <w:t>本课程采用平时表现、上机任务、综合工作站项目和个人核验与答辩相结合的方式。最终成绩100%=平时表现15%＋上机任务35%＋综合工作站项目40%＋个人核验与答辩10%。</w:t>
+        <w:t>本课程采用平时成绩、课程作业和期末考核相结合的方式。最终成绩100%=平时成绩20%＋课程作业20%＋期末考核60%。期末考核采用工业机器人工作站综合项目成果与个人答辩/核验相结合的综合考查形式，其中综合项目成果占期末考核内部80%，个人答辩/核验占期末考核内部20%；不设置闭卷笔试或机考。原有四个上机任务继续按既定16学时实施，其程序、模型、参数、I/O、测试验证、日志和运维记录并入课程作业；原综合工作站项目及个人核验要求并入期末考核。</w:t>
       </w:r>
     </w:p>
     <w:p>
@@ -6664,11 +6357,11 @@
       </w:pPr>
       <w:r>
         <w:rPr>
-          <w:rFonts w:ascii="Times New Roman" w:hAnsi="Times New Roman" w:eastAsia="宋体" w:cs="Times New Roman"/>
+          <w:rFonts w:ascii="Times New Roman" w:hAnsi="Times New Roman" w:eastAsia="宋体"/>
           <w:b/>
-          <w:sz w:val="24"/>
+          <w:sz w:val="21"/>
         </w:rPr>
-        <w:t>（1）平时表现评分标准</w:t>
+        <w:t>（1）平时成绩评分标准</w:t>
       </w:r>
     </w:p>
     <w:tbl>
@@ -6698,6 +6391,7 @@
       <w:tr>
         <w:trPr>
           <w:tblHeader w:val="true"/>
+          <w:cantSplit/>
         </w:trPr>
         <w:tc>
           <w:tcPr>
@@ -6890,7 +6584,9 @@
         </w:tc>
       </w:tr>
       <w:tr>
-        <w:trPr/>
+        <w:trPr>
+          <w:cantSplit/>
+        </w:trPr>
         <w:tc>
           <w:tcPr>
             <w:tcW w:type="dxa" w:w="1350"/>
@@ -6906,9 +6602,9 @@
               <w:rPr>
                 <w:rFonts w:ascii="Times New Roman" w:hAnsi="Times New Roman" w:eastAsia="宋体"/>
                 <w:b/>
-                <w:sz w:val="16"/>
+                <w:sz w:val="14"/>
               </w:rPr>
-              <w:t>考勤与安全规范</w:t>
+              <w:t>考勤、课堂与上机安全规范</w:t>
             </w:r>
           </w:p>
         </w:tc>
@@ -6927,9 +6623,9 @@
               <w:rPr>
                 <w:rFonts w:ascii="Times New Roman" w:hAnsi="Times New Roman" w:eastAsia="宋体"/>
                 <w:b w:val="0"/>
-                <w:sz w:val="16"/>
+                <w:sz w:val="14"/>
               </w:rPr>
-              <w:t>40%</w:t>
+              <w:t>35%</w:t>
             </w:r>
           </w:p>
         </w:tc>
@@ -6948,9 +6644,9 @@
               <w:rPr>
                 <w:rFonts w:ascii="Times New Roman" w:hAnsi="Times New Roman" w:eastAsia="宋体"/>
                 <w:b w:val="0"/>
-                <w:sz w:val="15"/>
+                <w:sz w:val="14"/>
               </w:rPr>
-              <w:t>表现优秀，规范完整</w:t>
+              <w:t>出勤完整，严格遵守机器人运行、示教、低速验证和自动运行确认规范</w:t>
             </w:r>
           </w:p>
         </w:tc>
@@ -6969,9 +6665,9 @@
               <w:rPr>
                 <w:rFonts w:ascii="Times New Roman" w:hAnsi="Times New Roman" w:eastAsia="宋体"/>
                 <w:b w:val="0"/>
-                <w:sz w:val="15"/>
+                <w:sz w:val="14"/>
               </w:rPr>
-              <w:t>表现良好，少量疏漏</w:t>
+              <w:t>出勤良好，偶有轻微疏漏</w:t>
             </w:r>
           </w:p>
         </w:tc>
@@ -6990,9 +6686,9 @@
               <w:rPr>
                 <w:rFonts w:ascii="Times New Roman" w:hAnsi="Times New Roman" w:eastAsia="宋体"/>
                 <w:b w:val="0"/>
-                <w:sz w:val="15"/>
+                <w:sz w:val="14"/>
               </w:rPr>
-              <w:t>完成主要要求</w:t>
+              <w:t>出勤基本正常，遵守主要规范</w:t>
             </w:r>
           </w:p>
         </w:tc>
@@ -7011,9 +6707,9 @@
               <w:rPr>
                 <w:rFonts w:ascii="Times New Roman" w:hAnsi="Times New Roman" w:eastAsia="宋体"/>
                 <w:b w:val="0"/>
-                <w:sz w:val="15"/>
+                <w:sz w:val="14"/>
               </w:rPr>
-              <w:t>达到最低要求</w:t>
+              <w:t>达到最低要求，经提醒能遵守规范</w:t>
             </w:r>
           </w:p>
         </w:tc>
@@ -7032,15 +6728,17 @@
               <w:rPr>
                 <w:rFonts w:ascii="Times New Roman" w:hAnsi="Times New Roman" w:eastAsia="宋体"/>
                 <w:b w:val="0"/>
-                <w:sz w:val="15"/>
+                <w:sz w:val="14"/>
               </w:rPr>
-              <w:t>缺勤/违规或无法完成</w:t>
+              <w:t>缺勤较多或多次违反安全规范</w:t>
             </w:r>
           </w:p>
         </w:tc>
       </w:tr>
       <w:tr>
-        <w:trPr/>
+        <w:trPr>
+          <w:cantSplit/>
+        </w:trPr>
         <w:tc>
           <w:tcPr>
             <w:tcW w:type="dxa" w:w="1350"/>
@@ -7056,9 +6754,9 @@
               <w:rPr>
                 <w:rFonts w:ascii="Times New Roman" w:hAnsi="Times New Roman" w:eastAsia="宋体"/>
                 <w:b/>
-                <w:sz w:val="16"/>
+                <w:sz w:val="14"/>
               </w:rPr>
-              <w:t>课堂学习与参与</w:t>
+              <w:t>课堂学习与工程参与</w:t>
             </w:r>
           </w:p>
         </w:tc>
@@ -7077,7 +6775,7 @@
               <w:rPr>
                 <w:rFonts w:ascii="Times New Roman" w:hAnsi="Times New Roman" w:eastAsia="宋体"/>
                 <w:b w:val="0"/>
-                <w:sz w:val="16"/>
+                <w:sz w:val="14"/>
               </w:rPr>
               <w:t>30%</w:t>
             </w:r>
@@ -7098,9 +6796,9 @@
               <w:rPr>
                 <w:rFonts w:ascii="Times New Roman" w:hAnsi="Times New Roman" w:eastAsia="宋体"/>
                 <w:b w:val="0"/>
-                <w:sz w:val="15"/>
+                <w:sz w:val="14"/>
               </w:rPr>
-              <w:t>表现优秀，规范完整</w:t>
+              <w:t>主动参与坐标、轨迹、程序、接口、碰撞、节拍和故障分析，能清晰说明依据</w:t>
             </w:r>
           </w:p>
         </w:tc>
@@ -7119,9 +6817,9 @@
               <w:rPr>
                 <w:rFonts w:ascii="Times New Roman" w:hAnsi="Times New Roman" w:eastAsia="宋体"/>
                 <w:b w:val="0"/>
-                <w:sz w:val="15"/>
+                <w:sz w:val="14"/>
               </w:rPr>
-              <w:t>表现良好，少量疏漏</w:t>
+              <w:t>参与主要活动并能说明思路</w:t>
             </w:r>
           </w:p>
         </w:tc>
@@ -7140,9 +6838,9 @@
               <w:rPr>
                 <w:rFonts w:ascii="Times New Roman" w:hAnsi="Times New Roman" w:eastAsia="宋体"/>
                 <w:b w:val="0"/>
-                <w:sz w:val="15"/>
+                <w:sz w:val="14"/>
               </w:rPr>
-              <w:t>完成主要要求</w:t>
+              <w:t>完成主要课堂任务</w:t>
             </w:r>
           </w:p>
         </w:tc>
@@ -7161,9 +6859,9 @@
               <w:rPr>
                 <w:rFonts w:ascii="Times New Roman" w:hAnsi="Times New Roman" w:eastAsia="宋体"/>
                 <w:b w:val="0"/>
-                <w:sz w:val="15"/>
+                <w:sz w:val="14"/>
               </w:rPr>
-              <w:t>达到最低要求</w:t>
+              <w:t>经提醒达到基本要求</w:t>
             </w:r>
           </w:p>
         </w:tc>
@@ -7182,15 +6880,17 @@
               <w:rPr>
                 <w:rFonts w:ascii="Times New Roman" w:hAnsi="Times New Roman" w:eastAsia="宋体"/>
                 <w:b w:val="0"/>
-                <w:sz w:val="15"/>
+                <w:sz w:val="14"/>
               </w:rPr>
-              <w:t>缺勤/违规或无法完成</w:t>
+              <w:t>长期不参与或无法完成基本分析</w:t>
             </w:r>
           </w:p>
         </w:tc>
       </w:tr>
       <w:tr>
-        <w:trPr/>
+        <w:trPr>
+          <w:cantSplit/>
+        </w:trPr>
         <w:tc>
           <w:tcPr>
             <w:tcW w:type="dxa" w:w="1350"/>
@@ -7206,9 +6906,9 @@
               <w:rPr>
                 <w:rFonts w:ascii="Times New Roman" w:hAnsi="Times New Roman" w:eastAsia="宋体"/>
                 <w:b/>
-                <w:sz w:val="16"/>
+                <w:sz w:val="14"/>
               </w:rPr>
-              <w:t>工程记录与技术表达</w:t>
+              <w:t>工程记录、运行证据与诚信</w:t>
             </w:r>
           </w:p>
         </w:tc>
@@ -7227,9 +6927,9 @@
               <w:rPr>
                 <w:rFonts w:ascii="Times New Roman" w:hAnsi="Times New Roman" w:eastAsia="宋体"/>
                 <w:b w:val="0"/>
-                <w:sz w:val="16"/>
+                <w:sz w:val="14"/>
               </w:rPr>
-              <w:t>30%</w:t>
+              <w:t>35%</w:t>
             </w:r>
           </w:p>
         </w:tc>
@@ -7248,9 +6948,9 @@
               <w:rPr>
                 <w:rFonts w:ascii="Times New Roman" w:hAnsi="Times New Roman" w:eastAsia="宋体"/>
                 <w:b w:val="0"/>
-                <w:sz w:val="15"/>
+                <w:sz w:val="14"/>
               </w:rPr>
-              <w:t>表现优秀，规范完整</w:t>
+              <w:t>坐标、程序、参数、I/O、日志、截图、版本和验证结果完整可复核</w:t>
             </w:r>
           </w:p>
         </w:tc>
@@ -7269,9 +6969,9 @@
               <w:rPr>
                 <w:rFonts w:ascii="Times New Roman" w:hAnsi="Times New Roman" w:eastAsia="宋体"/>
                 <w:b w:val="0"/>
-                <w:sz w:val="15"/>
+                <w:sz w:val="14"/>
               </w:rPr>
-              <w:t>表现良好，少量疏漏</w:t>
+              <w:t>记录较完整，少量疏漏</w:t>
             </w:r>
           </w:p>
         </w:tc>
@@ -7290,9 +6990,9 @@
               <w:rPr>
                 <w:rFonts w:ascii="Times New Roman" w:hAnsi="Times New Roman" w:eastAsia="宋体"/>
                 <w:b w:val="0"/>
-                <w:sz w:val="15"/>
+                <w:sz w:val="14"/>
               </w:rPr>
-              <w:t>完成主要要求</w:t>
+              <w:t>完成主要记录并有基本证据</w:t>
             </w:r>
           </w:p>
         </w:tc>
@@ -7311,9 +7011,9 @@
               <w:rPr>
                 <w:rFonts w:ascii="Times New Roman" w:hAnsi="Times New Roman" w:eastAsia="宋体"/>
                 <w:b w:val="0"/>
-                <w:sz w:val="15"/>
+                <w:sz w:val="14"/>
               </w:rPr>
-              <w:t>达到最低要求</w:t>
+              <w:t>存在缺项但基本可核验</w:t>
             </w:r>
           </w:p>
         </w:tc>
@@ -7332,9 +7032,9 @@
               <w:rPr>
                 <w:rFonts w:ascii="Times New Roman" w:hAnsi="Times New Roman" w:eastAsia="宋体"/>
                 <w:b w:val="0"/>
-                <w:sz w:val="15"/>
+                <w:sz w:val="14"/>
               </w:rPr>
-              <w:t>缺勤/违规或无法完成</w:t>
+              <w:t>证据失实、关键记录缺失或无法解释结果</w:t>
             </w:r>
           </w:p>
         </w:tc>
@@ -7349,10 +7049,10 @@
       <w:r>
         <w:rPr>
           <w:rFonts w:ascii="Times New Roman" w:hAnsi="Times New Roman" w:eastAsia="宋体"/>
-          <w:b w:val="0"/>
+          <w:b/>
           <w:sz w:val="21"/>
         </w:rPr>
-        <w:t>（2）上机任务评分标准</w:t>
+        <w:t>（2）课程作业评分标准</w:t>
       </w:r>
     </w:p>
     <w:tbl>
@@ -7379,6 +7079,7 @@
       <w:tr>
         <w:trPr>
           <w:tblHeader w:val="true"/>
+          <w:cantSplit/>
         </w:trPr>
         <w:tc>
           <w:tcPr>
@@ -7490,7 +7191,9 @@
         </w:tc>
       </w:tr>
       <w:tr>
-        <w:trPr/>
+        <w:trPr>
+          <w:cantSplit/>
+        </w:trPr>
         <w:tc>
           <w:tcPr>
             <w:tcW w:type="dxa" w:w="1550"/>
@@ -7506,9 +7209,9 @@
               <w:rPr>
                 <w:rFonts w:ascii="Times New Roman" w:hAnsi="Times New Roman" w:eastAsia="宋体"/>
                 <w:b w:val="0"/>
-                <w:sz w:val="16"/>
+                <w:sz w:val="15"/>
               </w:rPr>
-              <w:t>建模与坐标标定</w:t>
+              <w:t>工作站建模、风险辨识与坐标标定</w:t>
             </w:r>
           </w:p>
         </w:tc>
@@ -7527,7 +7230,7 @@
               <w:rPr>
                 <w:rFonts w:ascii="Times New Roman" w:hAnsi="Times New Roman" w:eastAsia="宋体"/>
                 <w:b w:val="0"/>
-                <w:sz w:val="16"/>
+                <w:sz w:val="15"/>
               </w:rPr>
               <w:t>20%</w:t>
             </w:r>
@@ -7548,9 +7251,9 @@
               <w:rPr>
                 <w:rFonts w:ascii="Times New Roman" w:hAnsi="Times New Roman" w:eastAsia="宋体"/>
                 <w:b w:val="0"/>
-                <w:sz w:val="16"/>
+                <w:sz w:val="15"/>
               </w:rPr>
-              <w:t>模型、风险区、坐标和点位正确。</w:t>
+              <w:t>模型、风险区域、工具/工件坐标和关键点位正确，安全检查与低速验证记录完整。</w:t>
             </w:r>
           </w:p>
         </w:tc>
@@ -7569,15 +7272,17 @@
               <w:rPr>
                 <w:rFonts w:ascii="Times New Roman" w:hAnsi="Times New Roman" w:eastAsia="宋体"/>
                 <w:b w:val="0"/>
-                <w:sz w:val="16"/>
+                <w:sz w:val="15"/>
               </w:rPr>
-              <w:t>目标1.1-1.2/2.1-2.2</w:t>
+              <w:t>目标 1.1，1.2，2.1，2.2，3.1，3.2</w:t>
             </w:r>
           </w:p>
         </w:tc>
       </w:tr>
       <w:tr>
-        <w:trPr/>
+        <w:trPr>
+          <w:cantSplit/>
+        </w:trPr>
         <w:tc>
           <w:tcPr>
             <w:tcW w:type="dxa" w:w="1550"/>
@@ -7593,9 +7298,9 @@
               <w:rPr>
                 <w:rFonts w:ascii="Times New Roman" w:hAnsi="Times New Roman" w:eastAsia="宋体"/>
                 <w:b w:val="0"/>
-                <w:sz w:val="16"/>
+                <w:sz w:val="15"/>
               </w:rPr>
-              <w:t>示教程序与轨迹</w:t>
+              <w:t>搬运/上下料示教程序与轨迹优化</w:t>
             </w:r>
           </w:p>
         </w:tc>
@@ -7614,7 +7319,7 @@
               <w:rPr>
                 <w:rFonts w:ascii="Times New Roman" w:hAnsi="Times New Roman" w:eastAsia="宋体"/>
                 <w:b w:val="0"/>
-                <w:sz w:val="16"/>
+                <w:sz w:val="15"/>
               </w:rPr>
               <w:t>25%</w:t>
             </w:r>
@@ -7635,9 +7340,9 @@
               <w:rPr>
                 <w:rFonts w:ascii="Times New Roman" w:hAnsi="Times New Roman" w:eastAsia="宋体"/>
                 <w:b w:val="0"/>
-                <w:sz w:val="16"/>
+                <w:sz w:val="15"/>
               </w:rPr>
-              <w:t>程序、轨迹、速度、节拍验证充分。</w:t>
+              <w:t>程序、运动指令、异常分支、轨迹、速度和节拍合理，具有可复核运行/仿真证据。</w:t>
             </w:r>
           </w:p>
         </w:tc>
@@ -7656,15 +7361,17 @@
               <w:rPr>
                 <w:rFonts w:ascii="Times New Roman" w:hAnsi="Times New Roman" w:eastAsia="宋体"/>
                 <w:b w:val="0"/>
-                <w:sz w:val="16"/>
+                <w:sz w:val="15"/>
               </w:rPr>
-              <w:t>目标1.2-1.3/2.2-2.3</w:t>
+              <w:t>目标 1.2，1.3，2.2，2.3，3.2，3.3</w:t>
             </w:r>
           </w:p>
         </w:tc>
       </w:tr>
       <w:tr>
-        <w:trPr/>
+        <w:trPr>
+          <w:cantSplit/>
+        </w:trPr>
         <w:tc>
           <w:tcPr>
             <w:tcW w:type="dxa" w:w="1550"/>
@@ -7680,9 +7387,9 @@
               <w:rPr>
                 <w:rFonts w:ascii="Times New Roman" w:hAnsi="Times New Roman" w:eastAsia="宋体"/>
                 <w:b w:val="0"/>
-                <w:sz w:val="16"/>
+                <w:sz w:val="15"/>
               </w:rPr>
-              <w:t>I/O与安全互锁</w:t>
+              <w:t>I/O握手、安全互锁与异常恢复</w:t>
             </w:r>
           </w:p>
         </w:tc>
@@ -7701,7 +7408,7 @@
               <w:rPr>
                 <w:rFonts w:ascii="Times New Roman" w:hAnsi="Times New Roman" w:eastAsia="宋体"/>
                 <w:b w:val="0"/>
-                <w:sz w:val="16"/>
+                <w:sz w:val="15"/>
               </w:rPr>
               <w:t>25%</w:t>
             </w:r>
@@ -7722,9 +7429,9 @@
               <w:rPr>
                 <w:rFonts w:ascii="Times New Roman" w:hAnsi="Times New Roman" w:eastAsia="宋体"/>
                 <w:b w:val="0"/>
-                <w:sz w:val="16"/>
+                <w:sz w:val="15"/>
               </w:rPr>
-              <w:t>点表、时序、互锁和恢复逻辑正确。</w:t>
+              <w:t>I/O点表、握手时序、超时、互锁、报警、复位和恢复逻辑正确，故障注入记录完整。</w:t>
             </w:r>
           </w:p>
         </w:tc>
@@ -7743,15 +7450,17 @@
               <w:rPr>
                 <w:rFonts w:ascii="Times New Roman" w:hAnsi="Times New Roman" w:eastAsia="宋体"/>
                 <w:b w:val="0"/>
-                <w:sz w:val="16"/>
+                <w:sz w:val="15"/>
               </w:rPr>
-              <w:t>目标1.4/2.4/3.4</w:t>
+              <w:t>目标 1.4，2.4，3.4</w:t>
             </w:r>
           </w:p>
         </w:tc>
       </w:tr>
       <w:tr>
-        <w:trPr/>
+        <w:trPr>
+          <w:cantSplit/>
+        </w:trPr>
         <w:tc>
           <w:tcPr>
             <w:tcW w:type="dxa" w:w="1550"/>
@@ -7767,9 +7476,9 @@
               <w:rPr>
                 <w:rFonts w:ascii="Times New Roman" w:hAnsi="Times New Roman" w:eastAsia="宋体"/>
                 <w:b w:val="0"/>
-                <w:sz w:val="16"/>
+                <w:sz w:val="15"/>
               </w:rPr>
-              <w:t>综合仿真与运维</w:t>
+              <w:t>离线工作站综合仿真与运维验收</w:t>
             </w:r>
           </w:p>
         </w:tc>
@@ -7788,7 +7497,7 @@
               <w:rPr>
                 <w:rFonts w:ascii="Times New Roman" w:hAnsi="Times New Roman" w:eastAsia="宋体"/>
                 <w:b w:val="0"/>
-                <w:sz w:val="16"/>
+                <w:sz w:val="15"/>
               </w:rPr>
               <w:t>30%</w:t>
             </w:r>
@@ -7809,9 +7518,9 @@
               <w:rPr>
                 <w:rFonts w:ascii="Times New Roman" w:hAnsi="Times New Roman" w:eastAsia="宋体"/>
                 <w:b w:val="0"/>
-                <w:sz w:val="16"/>
+                <w:sz w:val="15"/>
               </w:rPr>
-              <w:t>碰撞、节拍、备份、报警和点检记录完整。</w:t>
+              <w:t>布局、路径、碰撞/可达性、节拍优化、程序/配置保存、报警分析及点检维护记录完整。</w:t>
             </w:r>
           </w:p>
         </w:tc>
@@ -7830,14 +7539,17 @@
               <w:rPr>
                 <w:rFonts w:ascii="Times New Roman" w:hAnsi="Times New Roman" w:eastAsia="宋体"/>
                 <w:b w:val="0"/>
-                <w:sz w:val="16"/>
+                <w:sz w:val="15"/>
               </w:rPr>
-              <w:t>目标1.5-1.6/2.5-2.6</w:t>
+              <w:t>目标 1.5，1.6，2.5，2.6，3.5，3.6</w:t>
             </w:r>
           </w:p>
         </w:tc>
       </w:tr>
       <w:tr>
+        <w:trPr>
+          <w:cantSplit/>
+        </w:trPr>
         <w:tc>
           <w:tcPr>
             <w:tcW w:type="dxa" w:w="1550"/>
@@ -7931,10 +7643,10 @@
       <w:r>
         <w:rPr>
           <w:rFonts w:ascii="Times New Roman" w:hAnsi="Times New Roman" w:eastAsia="宋体"/>
-          <w:b w:val="0"/>
+          <w:b/>
           <w:sz w:val="21"/>
         </w:rPr>
-        <w:t>（3）综合工作站项目评分标准</w:t>
+        <w:t>（3）期末考核评分标准</w:t>
       </w:r>
     </w:p>
     <w:tbl>
@@ -7961,6 +7673,7 @@
       <w:tr>
         <w:trPr>
           <w:tblHeader w:val="true"/>
+          <w:cantSplit/>
         </w:trPr>
         <w:tc>
           <w:tcPr>
@@ -8072,7 +7785,9 @@
         </w:tc>
       </w:tr>
       <w:tr>
-        <w:trPr/>
+        <w:trPr>
+          <w:cantSplit/>
+        </w:trPr>
         <w:tc>
           <w:tcPr>
             <w:tcW w:type="dxa" w:w="1550"/>
@@ -8088,57 +7803,15 @@
               <w:rPr>
                 <w:rFonts w:ascii="Times New Roman" w:hAnsi="Times New Roman" w:eastAsia="宋体"/>
                 <w:b w:val="0"/>
-                <w:sz w:val="16"/>
+                <w:sz w:val="15"/>
               </w:rPr>
-              <w:t>需求布局与安全</w:t>
+              <w:t>工作站需求、布局与安全边界</w:t>
             </w:r>
           </w:p>
         </w:tc>
         <w:tc>
           <w:tcPr>
             <w:tcW w:type="dxa" w:w="850"/>
-            <w:vAlign w:val="center"/>
-          </w:tcPr>
-          <w:p>
-            <w:pPr>
-              <w:keepNext w:val="0"/>
-              <w:spacing w:before="0" w:after="0" w:line="240" w:lineRule="auto"/>
-              <w:jc w:val="center"/>
-            </w:pPr>
-            <w:r>
-              <w:rPr>
-                <w:rFonts w:ascii="Times New Roman" w:hAnsi="Times New Roman" w:eastAsia="宋体"/>
-                <w:b w:val="0"/>
-                <w:sz w:val="16"/>
-              </w:rPr>
-              <w:t>15%</w:t>
-            </w:r>
-          </w:p>
-        </w:tc>
-        <w:tc>
-          <w:tcPr>
-            <w:tcW w:type="dxa" w:w="5200"/>
-            <w:vAlign w:val="center"/>
-          </w:tcPr>
-          <w:p>
-            <w:pPr>
-              <w:keepNext w:val="0"/>
-              <w:spacing w:before="0" w:after="0" w:line="240" w:lineRule="auto"/>
-              <w:jc w:val="left"/>
-            </w:pPr>
-            <w:r>
-              <w:rPr>
-                <w:rFonts w:ascii="Times New Roman" w:hAnsi="Times New Roman" w:eastAsia="宋体"/>
-                <w:b w:val="0"/>
-                <w:sz w:val="16"/>
-              </w:rPr>
-              <w:t>方案正确、证据完整、符合安全与工程规范。</w:t>
-            </w:r>
-          </w:p>
-        </w:tc>
-        <w:tc>
-          <w:tcPr>
-            <w:tcW w:type="dxa" w:w="1450"/>
             <w:vAlign w:val="center"/>
           </w:tcPr>
           <w:p>
@@ -8153,16 +7826,13 @@
                 <w:b w:val="0"/>
                 <w:sz w:val="15"/>
               </w:rPr>
-              <w:t>目标1-3相关子目标</w:t>
+              <w:t>10%</w:t>
             </w:r>
           </w:p>
         </w:tc>
-      </w:tr>
-      <w:tr>
-        <w:trPr/>
-        <w:tc>
-          <w:tcPr>
-            <w:tcW w:type="dxa" w:w="1550"/>
+        <w:tc>
+          <w:tcPr>
+            <w:tcW w:type="dxa" w:w="5200"/>
             <w:vAlign w:val="center"/>
           </w:tcPr>
           <w:p>
@@ -8175,51 +7845,9 @@
               <w:rPr>
                 <w:rFonts w:ascii="Times New Roman" w:hAnsi="Times New Roman" w:eastAsia="宋体"/>
                 <w:b w:val="0"/>
-                <w:sz w:val="16"/>
+                <w:sz w:val="15"/>
               </w:rPr>
-              <w:t>坐标轨迹与程序</w:t>
-            </w:r>
-          </w:p>
-        </w:tc>
-        <w:tc>
-          <w:tcPr>
-            <w:tcW w:type="dxa" w:w="850"/>
-            <w:vAlign w:val="center"/>
-          </w:tcPr>
-          <w:p>
-            <w:pPr>
-              <w:keepNext w:val="0"/>
-              <w:spacing w:before="0" w:after="0" w:line="240" w:lineRule="auto"/>
-              <w:jc w:val="center"/>
-            </w:pPr>
-            <w:r>
-              <w:rPr>
-                <w:rFonts w:ascii="Times New Roman" w:hAnsi="Times New Roman" w:eastAsia="宋体"/>
-                <w:b w:val="0"/>
-                <w:sz w:val="16"/>
-              </w:rPr>
-              <w:t>20%</w:t>
-            </w:r>
-          </w:p>
-        </w:tc>
-        <w:tc>
-          <w:tcPr>
-            <w:tcW w:type="dxa" w:w="5200"/>
-            <w:vAlign w:val="center"/>
-          </w:tcPr>
-          <w:p>
-            <w:pPr>
-              <w:keepNext w:val="0"/>
-              <w:spacing w:before="0" w:after="0" w:line="240" w:lineRule="auto"/>
-              <w:jc w:val="left"/>
-            </w:pPr>
-            <w:r>
-              <w:rPr>
-                <w:rFonts w:ascii="Times New Roman" w:hAnsi="Times New Roman" w:eastAsia="宋体"/>
-                <w:b w:val="0"/>
-                <w:sz w:val="16"/>
-              </w:rPr>
-              <w:t>方案正确、证据完整、符合安全与工程规范。</w:t>
+              <w:t>任务、设备、布局、工作空间、风险源和安全条件定义完整，自动运行前置条件明确。</w:t>
             </w:r>
           </w:p>
         </w:tc>
@@ -8240,13 +7868,15 @@
                 <w:b w:val="0"/>
                 <w:sz w:val="15"/>
               </w:rPr>
-              <w:t>目标1-3相关子目标</w:t>
+              <w:t>目标 1.1，2.1，3.1</w:t>
             </w:r>
           </w:p>
         </w:tc>
       </w:tr>
       <w:tr>
-        <w:trPr/>
+        <w:trPr>
+          <w:cantSplit/>
+        </w:trPr>
         <w:tc>
           <w:tcPr>
             <w:tcW w:type="dxa" w:w="1550"/>
@@ -8262,57 +7892,15 @@
               <w:rPr>
                 <w:rFonts w:ascii="Times New Roman" w:hAnsi="Times New Roman" w:eastAsia="宋体"/>
                 <w:b w:val="0"/>
-                <w:sz w:val="16"/>
+                <w:sz w:val="15"/>
               </w:rPr>
-              <w:t>末端工具与接口</w:t>
+              <w:t>坐标、轨迹与程序实现</w:t>
             </w:r>
           </w:p>
         </w:tc>
         <w:tc>
           <w:tcPr>
             <w:tcW w:type="dxa" w:w="850"/>
-            <w:vAlign w:val="center"/>
-          </w:tcPr>
-          <w:p>
-            <w:pPr>
-              <w:keepNext w:val="0"/>
-              <w:spacing w:before="0" w:after="0" w:line="240" w:lineRule="auto"/>
-              <w:jc w:val="center"/>
-            </w:pPr>
-            <w:r>
-              <w:rPr>
-                <w:rFonts w:ascii="Times New Roman" w:hAnsi="Times New Roman" w:eastAsia="宋体"/>
-                <w:b w:val="0"/>
-                <w:sz w:val="16"/>
-              </w:rPr>
-              <w:t>20%</w:t>
-            </w:r>
-          </w:p>
-        </w:tc>
-        <w:tc>
-          <w:tcPr>
-            <w:tcW w:type="dxa" w:w="5200"/>
-            <w:vAlign w:val="center"/>
-          </w:tcPr>
-          <w:p>
-            <w:pPr>
-              <w:keepNext w:val="0"/>
-              <w:spacing w:before="0" w:after="0" w:line="240" w:lineRule="auto"/>
-              <w:jc w:val="left"/>
-            </w:pPr>
-            <w:r>
-              <w:rPr>
-                <w:rFonts w:ascii="Times New Roman" w:hAnsi="Times New Roman" w:eastAsia="宋体"/>
-                <w:b w:val="0"/>
-                <w:sz w:val="16"/>
-              </w:rPr>
-              <w:t>方案正确、证据完整、符合安全与工程规范。</w:t>
-            </w:r>
-          </w:p>
-        </w:tc>
-        <w:tc>
-          <w:tcPr>
-            <w:tcW w:type="dxa" w:w="1450"/>
             <w:vAlign w:val="center"/>
           </w:tcPr>
           <w:p>
@@ -8327,16 +7915,13 @@
                 <w:b w:val="0"/>
                 <w:sz w:val="15"/>
               </w:rPr>
-              <w:t>目标1-3相关子目标</w:t>
+              <w:t>20%</w:t>
             </w:r>
           </w:p>
         </w:tc>
-      </w:tr>
-      <w:tr>
-        <w:trPr/>
-        <w:tc>
-          <w:tcPr>
-            <w:tcW w:type="dxa" w:w="1550"/>
+        <w:tc>
+          <w:tcPr>
+            <w:tcW w:type="dxa" w:w="5200"/>
             <w:vAlign w:val="center"/>
           </w:tcPr>
           <w:p>
@@ -8349,51 +7934,9 @@
               <w:rPr>
                 <w:rFonts w:ascii="Times New Roman" w:hAnsi="Times New Roman" w:eastAsia="宋体"/>
                 <w:b w:val="0"/>
-                <w:sz w:val="16"/>
+                <w:sz w:val="15"/>
               </w:rPr>
-              <w:t>离线仿真与节拍</w:t>
-            </w:r>
-          </w:p>
-        </w:tc>
-        <w:tc>
-          <w:tcPr>
-            <w:tcW w:type="dxa" w:w="850"/>
-            <w:vAlign w:val="center"/>
-          </w:tcPr>
-          <w:p>
-            <w:pPr>
-              <w:keepNext w:val="0"/>
-              <w:spacing w:before="0" w:after="0" w:line="240" w:lineRule="auto"/>
-              <w:jc w:val="center"/>
-            </w:pPr>
-            <w:r>
-              <w:rPr>
-                <w:rFonts w:ascii="Times New Roman" w:hAnsi="Times New Roman" w:eastAsia="宋体"/>
-                <w:b w:val="0"/>
-                <w:sz w:val="16"/>
-              </w:rPr>
-              <w:t>20%</w:t>
-            </w:r>
-          </w:p>
-        </w:tc>
-        <w:tc>
-          <w:tcPr>
-            <w:tcW w:type="dxa" w:w="5200"/>
-            <w:vAlign w:val="center"/>
-          </w:tcPr>
-          <w:p>
-            <w:pPr>
-              <w:keepNext w:val="0"/>
-              <w:spacing w:before="0" w:after="0" w:line="240" w:lineRule="auto"/>
-              <w:jc w:val="left"/>
-            </w:pPr>
-            <w:r>
-              <w:rPr>
-                <w:rFonts w:ascii="Times New Roman" w:hAnsi="Times New Roman" w:eastAsia="宋体"/>
-                <w:b w:val="0"/>
-                <w:sz w:val="16"/>
-              </w:rPr>
-              <w:t>方案正确、证据完整、符合安全与工程规范。</w:t>
+              <w:t>工具/工件坐标、关键点、运动方式、程序结构、逻辑与异常分支正确，并完成低速/单步验证。</w:t>
             </w:r>
           </w:p>
         </w:tc>
@@ -8414,13 +7957,15 @@
                 <w:b w:val="0"/>
                 <w:sz w:val="15"/>
               </w:rPr>
-              <w:t>目标1-3相关子目标</w:t>
+              <w:t>目标 1.2，1.3，2.2，2.3，3.2，3.3</w:t>
             </w:r>
           </w:p>
         </w:tc>
       </w:tr>
       <w:tr>
-        <w:trPr/>
+        <w:trPr>
+          <w:cantSplit/>
+        </w:trPr>
         <w:tc>
           <w:tcPr>
             <w:tcW w:type="dxa" w:w="1550"/>
@@ -8436,57 +7981,15 @@
               <w:rPr>
                 <w:rFonts w:ascii="Times New Roman" w:hAnsi="Times New Roman" w:eastAsia="宋体"/>
                 <w:b w:val="0"/>
-                <w:sz w:val="16"/>
+                <w:sz w:val="15"/>
               </w:rPr>
-              <w:t>异常恢复与运维</w:t>
+              <w:t>末端工具、I/O与接口集成</w:t>
             </w:r>
           </w:p>
         </w:tc>
         <w:tc>
           <w:tcPr>
             <w:tcW w:type="dxa" w:w="850"/>
-            <w:vAlign w:val="center"/>
-          </w:tcPr>
-          <w:p>
-            <w:pPr>
-              <w:keepNext w:val="0"/>
-              <w:spacing w:before="0" w:after="0" w:line="240" w:lineRule="auto"/>
-              <w:jc w:val="center"/>
-            </w:pPr>
-            <w:r>
-              <w:rPr>
-                <w:rFonts w:ascii="Times New Roman" w:hAnsi="Times New Roman" w:eastAsia="宋体"/>
-                <w:b w:val="0"/>
-                <w:sz w:val="16"/>
-              </w:rPr>
-              <w:t>15%</w:t>
-            </w:r>
-          </w:p>
-        </w:tc>
-        <w:tc>
-          <w:tcPr>
-            <w:tcW w:type="dxa" w:w="5200"/>
-            <w:vAlign w:val="center"/>
-          </w:tcPr>
-          <w:p>
-            <w:pPr>
-              <w:keepNext w:val="0"/>
-              <w:spacing w:before="0" w:after="0" w:line="240" w:lineRule="auto"/>
-              <w:jc w:val="left"/>
-            </w:pPr>
-            <w:r>
-              <w:rPr>
-                <w:rFonts w:ascii="Times New Roman" w:hAnsi="Times New Roman" w:eastAsia="宋体"/>
-                <w:b w:val="0"/>
-                <w:sz w:val="16"/>
-              </w:rPr>
-              <w:t>方案正确、证据完整、符合安全与工程规范。</w:t>
-            </w:r>
-          </w:p>
-        </w:tc>
-        <w:tc>
-          <w:tcPr>
-            <w:tcW w:type="dxa" w:w="1450"/>
             <w:vAlign w:val="center"/>
           </w:tcPr>
           <w:p>
@@ -8501,16 +8004,13 @@
                 <w:b w:val="0"/>
                 <w:sz w:val="15"/>
               </w:rPr>
-              <w:t>目标1-3相关子目标</w:t>
+              <w:t>20%</w:t>
             </w:r>
           </w:p>
         </w:tc>
-      </w:tr>
-      <w:tr>
-        <w:trPr/>
-        <w:tc>
-          <w:tcPr>
-            <w:tcW w:type="dxa" w:w="1550"/>
+        <w:tc>
+          <w:tcPr>
+            <w:tcW w:type="dxa" w:w="5200"/>
             <w:vAlign w:val="center"/>
           </w:tcPr>
           <w:p>
@@ -8523,51 +8023,9 @@
               <w:rPr>
                 <w:rFonts w:ascii="Times New Roman" w:hAnsi="Times New Roman" w:eastAsia="宋体"/>
                 <w:b w:val="0"/>
-                <w:sz w:val="16"/>
+                <w:sz w:val="15"/>
               </w:rPr>
-              <w:t>工程交付与贡献</w:t>
-            </w:r>
-          </w:p>
-        </w:tc>
-        <w:tc>
-          <w:tcPr>
-            <w:tcW w:type="dxa" w:w="850"/>
-            <w:vAlign w:val="center"/>
-          </w:tcPr>
-          <w:p>
-            <w:pPr>
-              <w:keepNext w:val="0"/>
-              <w:spacing w:before="0" w:after="0" w:line="240" w:lineRule="auto"/>
-              <w:jc w:val="center"/>
-            </w:pPr>
-            <w:r>
-              <w:rPr>
-                <w:rFonts w:ascii="Times New Roman" w:hAnsi="Times New Roman" w:eastAsia="宋体"/>
-                <w:b w:val="0"/>
-                <w:sz w:val="16"/>
-              </w:rPr>
-              <w:t>10%</w:t>
-            </w:r>
-          </w:p>
-        </w:tc>
-        <w:tc>
-          <w:tcPr>
-            <w:tcW w:type="dxa" w:w="5200"/>
-            <w:vAlign w:val="center"/>
-          </w:tcPr>
-          <w:p>
-            <w:pPr>
-              <w:keepNext w:val="0"/>
-              <w:spacing w:before="0" w:after="0" w:line="240" w:lineRule="auto"/>
-              <w:jc w:val="left"/>
-            </w:pPr>
-            <w:r>
-              <w:rPr>
-                <w:rFonts w:ascii="Times New Roman" w:hAnsi="Times New Roman" w:eastAsia="宋体"/>
-                <w:b w:val="0"/>
-                <w:sz w:val="16"/>
-              </w:rPr>
-              <w:t>方案正确、证据完整、符合安全与工程规范。</w:t>
+              <w:t>末端执行器、I/O点表、PLC/CNC/夹具握手、安全互锁和状态同步逻辑完整。</w:t>
             </w:r>
           </w:p>
         </w:tc>
@@ -8588,247 +8046,15 @@
                 <w:b w:val="0"/>
                 <w:sz w:val="15"/>
               </w:rPr>
-              <w:t>目标1-3相关子目标</w:t>
+              <w:t>目标 1.4，2.4，3.4</w:t>
             </w:r>
           </w:p>
         </w:tc>
       </w:tr>
       <w:tr>
-        <w:tc>
-          <w:tcPr>
-            <w:tcW w:type="dxa" w:w="1550"/>
-            <w:vAlign w:val="center"/>
-          </w:tcPr>
-          <w:p>
-            <w:pPr>
-              <w:keepNext w:val="0"/>
-              <w:spacing w:before="0" w:after="0" w:line="240" w:lineRule="auto"/>
-              <w:jc w:val="center"/>
-            </w:pPr>
-            <w:r>
-              <w:rPr>
-                <w:rFonts w:ascii="Times New Roman" w:hAnsi="Times New Roman" w:eastAsia="宋体"/>
-                <w:b/>
-                <w:sz w:val="16"/>
-              </w:rPr>
-              <w:t>合计</w:t>
-            </w:r>
-          </w:p>
-        </w:tc>
-        <w:tc>
-          <w:tcPr>
-            <w:tcW w:type="dxa" w:w="850"/>
-            <w:vAlign w:val="center"/>
-          </w:tcPr>
-          <w:p>
-            <w:pPr>
-              <w:keepNext w:val="0"/>
-              <w:spacing w:before="0" w:after="0" w:line="240" w:lineRule="auto"/>
-              <w:jc w:val="center"/>
-            </w:pPr>
-            <w:r>
-              <w:rPr>
-                <w:rFonts w:ascii="Times New Roman" w:hAnsi="Times New Roman" w:eastAsia="宋体"/>
-                <w:b/>
-                <w:sz w:val="16"/>
-              </w:rPr>
-              <w:t>100%</w:t>
-            </w:r>
-          </w:p>
-        </w:tc>
-        <w:tc>
-          <w:tcPr>
-            <w:tcW w:type="dxa" w:w="5200"/>
-            <w:vAlign w:val="center"/>
-          </w:tcPr>
-          <w:p>
-            <w:pPr>
-              <w:keepNext w:val="0"/>
-              <w:spacing w:before="0" w:after="0" w:line="240" w:lineRule="auto"/>
-              <w:jc w:val="center"/>
-            </w:pPr>
-            <w:r>
-              <w:rPr>
-                <w:rFonts w:ascii="Times New Roman" w:hAnsi="Times New Roman" w:eastAsia="宋体"/>
-                <w:b/>
-                <w:sz w:val="16"/>
-              </w:rPr>
-            </w:r>
-          </w:p>
-        </w:tc>
-        <w:tc>
-          <w:tcPr>
-            <w:tcW w:type="dxa" w:w="1450"/>
-            <w:vAlign w:val="center"/>
-          </w:tcPr>
-          <w:p>
-            <w:pPr>
-              <w:keepNext w:val="0"/>
-              <w:spacing w:before="0" w:after="0" w:line="240" w:lineRule="auto"/>
-              <w:jc w:val="center"/>
-            </w:pPr>
-            <w:r>
-              <w:rPr>
-                <w:rFonts w:ascii="Times New Roman" w:hAnsi="Times New Roman" w:eastAsia="宋体"/>
-                <w:b/>
-                <w:sz w:val="16"/>
-              </w:rPr>
-            </w:r>
-          </w:p>
-        </w:tc>
-      </w:tr>
-    </w:tbl>
-    <w:p>
-      <w:pPr>
-        <w:keepNext/>
-        <w:spacing w:before="0" w:after="0" w:line="240" w:lineRule="auto"/>
-        <w:jc w:val="left"/>
-      </w:pPr>
-      <w:r>
-        <w:rPr>
-          <w:rFonts w:ascii="Times New Roman" w:hAnsi="Times New Roman" w:eastAsia="宋体"/>
-          <w:b w:val="0"/>
-          <w:sz w:val="21"/>
-        </w:rPr>
-        <w:t>（4）个人核验与答辩评分标准</w:t>
-      </w:r>
-    </w:p>
-    <w:tbl>
-      <w:tblPr>
-        <w:tblW w:type="auto" w:w="0"/>
-        <w:jc w:val="center"/>
-        <w:tblLayout w:type="fixed"/>
-        <w:tblLook w:firstColumn="1" w:firstRow="1" w:lastColumn="0" w:lastRow="0" w:noHBand="0" w:noVBand="1" w:val="04A0"/>
-        <w:tblBorders>
-          <w:top w:val="single" w:sz="4" w:color="000000" w:space="0"/>
-          <w:left w:val="single" w:sz="4" w:color="000000" w:space="0"/>
-          <w:bottom w:val="single" w:sz="4" w:color="000000" w:space="0"/>
-          <w:right w:val="single" w:sz="4" w:color="000000" w:space="0"/>
-          <w:insideH w:val="single" w:sz="4" w:color="000000" w:space="0"/>
-          <w:insideV w:val="single" w:sz="4" w:color="000000" w:space="0"/>
-        </w:tblBorders>
-      </w:tblPr>
-      <w:tblGrid>
-        <w:gridCol w:w="1550"/>
-        <w:gridCol w:w="850"/>
-        <w:gridCol w:w="5200"/>
-        <w:gridCol w:w="1450"/>
-      </w:tblGrid>
-      <w:tr>
         <w:trPr>
-          <w:tblHeader w:val="true"/>
+          <w:cantSplit/>
         </w:trPr>
-        <w:tc>
-          <w:tcPr>
-            <w:tcW w:type="dxa" w:w="1550"/>
-            <w:vAlign w:val="center"/>
-            <w:tcMar>
-              <w:top w:w="60" w:type="dxa"/>
-              <w:bottom w:w="60" w:type="dxa"/>
-              <w:start w:w="65" w:type="dxa"/>
-              <w:end w:w="65" w:type="dxa"/>
-            </w:tcMar>
-          </w:tcPr>
-          <w:p>
-            <w:pPr>
-              <w:keepNext w:val="0"/>
-              <w:spacing w:before="0" w:after="0" w:line="252" w:lineRule="auto"/>
-              <w:jc w:val="center"/>
-            </w:pPr>
-            <w:r>
-              <w:rPr>
-                <w:rFonts w:ascii="Times New Roman" w:hAnsi="Times New Roman" w:eastAsia="宋体" w:cs="Times New Roman"/>
-                <w:b/>
-                <w:sz w:val="17"/>
-              </w:rPr>
-              <w:t>考核内容</w:t>
-            </w:r>
-          </w:p>
-        </w:tc>
-        <w:tc>
-          <w:tcPr>
-            <w:tcW w:type="dxa" w:w="850"/>
-            <w:vAlign w:val="center"/>
-            <w:tcMar>
-              <w:top w:w="60" w:type="dxa"/>
-              <w:bottom w:w="60" w:type="dxa"/>
-              <w:start w:w="65" w:type="dxa"/>
-              <w:end w:w="65" w:type="dxa"/>
-            </w:tcMar>
-          </w:tcPr>
-          <w:p>
-            <w:pPr>
-              <w:keepNext w:val="0"/>
-              <w:spacing w:before="0" w:after="0" w:line="252" w:lineRule="auto"/>
-              <w:jc w:val="center"/>
-            </w:pPr>
-            <w:r>
-              <w:rPr>
-                <w:rFonts w:ascii="Times New Roman" w:hAnsi="Times New Roman" w:eastAsia="宋体" w:cs="Times New Roman"/>
-                <w:b/>
-                <w:sz w:val="17"/>
-              </w:rPr>
-              <w:t>成绩占比</w:t>
-            </w:r>
-          </w:p>
-        </w:tc>
-        <w:tc>
-          <w:tcPr>
-            <w:tcW w:type="dxa" w:w="5200"/>
-            <w:vAlign w:val="center"/>
-            <w:tcMar>
-              <w:top w:w="60" w:type="dxa"/>
-              <w:bottom w:w="60" w:type="dxa"/>
-              <w:start w:w="65" w:type="dxa"/>
-              <w:end w:w="65" w:type="dxa"/>
-            </w:tcMar>
-          </w:tcPr>
-          <w:p>
-            <w:pPr>
-              <w:keepNext w:val="0"/>
-              <w:spacing w:before="0" w:after="0" w:line="240" w:lineRule="auto"/>
-              <w:jc w:val="center"/>
-            </w:pPr>
-            <w:r>
-              <w:rPr>
-                <w:rFonts w:ascii="Times New Roman" w:hAnsi="Times New Roman" w:eastAsia="宋体" w:cs="Times New Roman"/>
-                <w:b/>
-                <w:sz w:val="16"/>
-              </w:rPr>
-              <w:t>考点与要求</w:t>
-            </w:r>
-          </w:p>
-        </w:tc>
-        <w:tc>
-          <w:tcPr>
-            <w:tcW w:type="dxa" w:w="1450"/>
-            <w:vAlign w:val="center"/>
-            <w:tcMar>
-              <w:top w:w="60" w:type="dxa"/>
-              <w:bottom w:w="60" w:type="dxa"/>
-              <w:start w:w="65" w:type="dxa"/>
-              <w:end w:w="65" w:type="dxa"/>
-            </w:tcMar>
-          </w:tcPr>
-          <w:p>
-            <w:pPr>
-              <w:keepNext w:val="0"/>
-              <w:spacing w:before="0" w:after="0" w:line="252" w:lineRule="auto"/>
-              <w:jc w:val="center"/>
-            </w:pPr>
-            <w:r>
-              <w:rPr>
-                <w:rFonts w:ascii="Times New Roman" w:hAnsi="Times New Roman" w:eastAsia="宋体" w:cs="Times New Roman"/>
-                <w:b/>
-                <w:sz w:val="17"/>
-              </w:rPr>
-              <w:t>课程目标</w:t>
-            </w:r>
-          </w:p>
-        </w:tc>
-      </w:tr>
-      <w:tr>
-        <w:trPr/>
         <w:tc>
           <w:tcPr>
             <w:tcW w:type="dxa" w:w="1550"/>
@@ -8844,57 +8070,15 @@
               <w:rPr>
                 <w:rFonts w:ascii="Times New Roman" w:hAnsi="Times New Roman" w:eastAsia="宋体"/>
                 <w:b w:val="0"/>
-                <w:sz w:val="16"/>
+                <w:sz w:val="15"/>
               </w:rPr>
-              <w:t>安全与系统说明</w:t>
+              <w:t>离线仿真、碰撞与节拍优化</w:t>
             </w:r>
           </w:p>
         </w:tc>
         <w:tc>
           <w:tcPr>
             <w:tcW w:type="dxa" w:w="850"/>
-            <w:vAlign w:val="center"/>
-          </w:tcPr>
-          <w:p>
-            <w:pPr>
-              <w:keepNext w:val="0"/>
-              <w:spacing w:before="0" w:after="0" w:line="240" w:lineRule="auto"/>
-              <w:jc w:val="center"/>
-            </w:pPr>
-            <w:r>
-              <w:rPr>
-                <w:rFonts w:ascii="Times New Roman" w:hAnsi="Times New Roman" w:eastAsia="宋体"/>
-                <w:b w:val="0"/>
-                <w:sz w:val="16"/>
-              </w:rPr>
-              <w:t>15%</w:t>
-            </w:r>
-          </w:p>
-        </w:tc>
-        <w:tc>
-          <w:tcPr>
-            <w:tcW w:type="dxa" w:w="5200"/>
-            <w:vAlign w:val="center"/>
-          </w:tcPr>
-          <w:p>
-            <w:pPr>
-              <w:keepNext w:val="0"/>
-              <w:spacing w:before="0" w:after="0" w:line="240" w:lineRule="auto"/>
-              <w:jc w:val="left"/>
-            </w:pPr>
-            <w:r>
-              <w:rPr>
-                <w:rFonts w:ascii="Times New Roman" w:hAnsi="Times New Roman" w:eastAsia="宋体"/>
-                <w:b w:val="0"/>
-                <w:sz w:val="16"/>
-              </w:rPr>
-              <w:t>能够独立解释、修改或排查，并以运行证据验证。</w:t>
-            </w:r>
-          </w:p>
-        </w:tc>
-        <w:tc>
-          <w:tcPr>
-            <w:tcW w:type="dxa" w:w="1450"/>
             <w:vAlign w:val="center"/>
           </w:tcPr>
           <w:p>
@@ -8909,16 +8093,13 @@
                 <w:b w:val="0"/>
                 <w:sz w:val="15"/>
               </w:rPr>
-              <w:t>目标1-3相关子目标</w:t>
+              <w:t>15%</w:t>
             </w:r>
           </w:p>
         </w:tc>
-      </w:tr>
-      <w:tr>
-        <w:trPr/>
-        <w:tc>
-          <w:tcPr>
-            <w:tcW w:type="dxa" w:w="1550"/>
+        <w:tc>
+          <w:tcPr>
+            <w:tcW w:type="dxa" w:w="5200"/>
             <w:vAlign w:val="center"/>
           </w:tcPr>
           <w:p>
@@ -8931,51 +8112,9 @@
               <w:rPr>
                 <w:rFonts w:ascii="Times New Roman" w:hAnsi="Times New Roman" w:eastAsia="宋体"/>
                 <w:b w:val="0"/>
-                <w:sz w:val="16"/>
+                <w:sz w:val="15"/>
               </w:rPr>
-              <w:t>坐标与轨迹说明</w:t>
-            </w:r>
-          </w:p>
-        </w:tc>
-        <w:tc>
-          <w:tcPr>
-            <w:tcW w:type="dxa" w:w="850"/>
-            <w:vAlign w:val="center"/>
-          </w:tcPr>
-          <w:p>
-            <w:pPr>
-              <w:keepNext w:val="0"/>
-              <w:spacing w:before="0" w:after="0" w:line="240" w:lineRule="auto"/>
-              <w:jc w:val="center"/>
-            </w:pPr>
-            <w:r>
-              <w:rPr>
-                <w:rFonts w:ascii="Times New Roman" w:hAnsi="Times New Roman" w:eastAsia="宋体"/>
-                <w:b w:val="0"/>
-                <w:sz w:val="16"/>
-              </w:rPr>
-              <w:t>15%</w:t>
-            </w:r>
-          </w:p>
-        </w:tc>
-        <w:tc>
-          <w:tcPr>
-            <w:tcW w:type="dxa" w:w="5200"/>
-            <w:vAlign w:val="center"/>
-          </w:tcPr>
-          <w:p>
-            <w:pPr>
-              <w:keepNext w:val="0"/>
-              <w:spacing w:before="0" w:after="0" w:line="240" w:lineRule="auto"/>
-              <w:jc w:val="left"/>
-            </w:pPr>
-            <w:r>
-              <w:rPr>
-                <w:rFonts w:ascii="Times New Roman" w:hAnsi="Times New Roman" w:eastAsia="宋体"/>
-                <w:b w:val="0"/>
-                <w:sz w:val="16"/>
-              </w:rPr>
-              <w:t>能够独立解释、修改或排查，并以运行证据验证。</w:t>
+              <w:t>完成路径规划、可达性/碰撞检查和节拍分析，优化有前后对比和运行证据。</w:t>
             </w:r>
           </w:p>
         </w:tc>
@@ -8996,13 +8135,15 @@
                 <w:b w:val="0"/>
                 <w:sz w:val="15"/>
               </w:rPr>
-              <w:t>目标1-3相关子目标</w:t>
+              <w:t>目标 1.5，2.5，3.5</w:t>
             </w:r>
           </w:p>
         </w:tc>
       </w:tr>
       <w:tr>
-        <w:trPr/>
+        <w:trPr>
+          <w:cantSplit/>
+        </w:trPr>
         <w:tc>
           <w:tcPr>
             <w:tcW w:type="dxa" w:w="1550"/>
@@ -9018,57 +8159,15 @@
               <w:rPr>
                 <w:rFonts w:ascii="Times New Roman" w:hAnsi="Times New Roman" w:eastAsia="宋体"/>
                 <w:b w:val="0"/>
-                <w:sz w:val="16"/>
+                <w:sz w:val="15"/>
               </w:rPr>
-              <w:t>程序现场修改</w:t>
+              <w:t>异常恢复、备份与运行维护</w:t>
             </w:r>
           </w:p>
         </w:tc>
         <w:tc>
           <w:tcPr>
             <w:tcW w:type="dxa" w:w="850"/>
-            <w:vAlign w:val="center"/>
-          </w:tcPr>
-          <w:p>
-            <w:pPr>
-              <w:keepNext w:val="0"/>
-              <w:spacing w:before="0" w:after="0" w:line="240" w:lineRule="auto"/>
-              <w:jc w:val="center"/>
-            </w:pPr>
-            <w:r>
-              <w:rPr>
-                <w:rFonts w:ascii="Times New Roman" w:hAnsi="Times New Roman" w:eastAsia="宋体"/>
-                <w:b w:val="0"/>
-                <w:sz w:val="16"/>
-              </w:rPr>
-              <w:t>20%</w:t>
-            </w:r>
-          </w:p>
-        </w:tc>
-        <w:tc>
-          <w:tcPr>
-            <w:tcW w:type="dxa" w:w="5200"/>
-            <w:vAlign w:val="center"/>
-          </w:tcPr>
-          <w:p>
-            <w:pPr>
-              <w:keepNext w:val="0"/>
-              <w:spacing w:before="0" w:after="0" w:line="240" w:lineRule="auto"/>
-              <w:jc w:val="left"/>
-            </w:pPr>
-            <w:r>
-              <w:rPr>
-                <w:rFonts w:ascii="Times New Roman" w:hAnsi="Times New Roman" w:eastAsia="宋体"/>
-                <w:b w:val="0"/>
-                <w:sz w:val="16"/>
-              </w:rPr>
-              <w:t>能够独立解释、修改或排查，并以运行证据验证。</w:t>
-            </w:r>
-          </w:p>
-        </w:tc>
-        <w:tc>
-          <w:tcPr>
-            <w:tcW w:type="dxa" w:w="1450"/>
             <w:vAlign w:val="center"/>
           </w:tcPr>
           <w:p>
@@ -9083,16 +8182,13 @@
                 <w:b w:val="0"/>
                 <w:sz w:val="15"/>
               </w:rPr>
-              <w:t>目标1-3相关子目标</w:t>
+              <w:t>10%</w:t>
             </w:r>
           </w:p>
         </w:tc>
-      </w:tr>
-      <w:tr>
-        <w:trPr/>
-        <w:tc>
-          <w:tcPr>
-            <w:tcW w:type="dxa" w:w="1550"/>
+        <w:tc>
+          <w:tcPr>
+            <w:tcW w:type="dxa" w:w="5200"/>
             <w:vAlign w:val="center"/>
           </w:tcPr>
           <w:p>
@@ -9105,51 +8201,9 @@
               <w:rPr>
                 <w:rFonts w:ascii="Times New Roman" w:hAnsi="Times New Roman" w:eastAsia="宋体"/>
                 <w:b w:val="0"/>
-                <w:sz w:val="16"/>
+                <w:sz w:val="15"/>
               </w:rPr>
-              <w:t>接口与互锁排查</w:t>
-            </w:r>
-          </w:p>
-        </w:tc>
-        <w:tc>
-          <w:tcPr>
-            <w:tcW w:type="dxa" w:w="850"/>
-            <w:vAlign w:val="center"/>
-          </w:tcPr>
-          <w:p>
-            <w:pPr>
-              <w:keepNext w:val="0"/>
-              <w:spacing w:before="0" w:after="0" w:line="240" w:lineRule="auto"/>
-              <w:jc w:val="center"/>
-            </w:pPr>
-            <w:r>
-              <w:rPr>
-                <w:rFonts w:ascii="Times New Roman" w:hAnsi="Times New Roman" w:eastAsia="宋体"/>
-                <w:b w:val="0"/>
-                <w:sz w:val="16"/>
-              </w:rPr>
-              <w:t>20%</w:t>
-            </w:r>
-          </w:p>
-        </w:tc>
-        <w:tc>
-          <w:tcPr>
-            <w:tcW w:type="dxa" w:w="5200"/>
-            <w:vAlign w:val="center"/>
-          </w:tcPr>
-          <w:p>
-            <w:pPr>
-              <w:keepNext w:val="0"/>
-              <w:spacing w:before="0" w:after="0" w:line="240" w:lineRule="auto"/>
-              <w:jc w:val="left"/>
-            </w:pPr>
-            <w:r>
-              <w:rPr>
-                <w:rFonts w:ascii="Times New Roman" w:hAnsi="Times New Roman" w:eastAsia="宋体"/>
-                <w:b w:val="0"/>
-                <w:sz w:val="16"/>
-              </w:rPr>
-              <w:t>能够独立解释、修改或排查，并以运行证据验证。</w:t>
+              <w:t>报警、超时、急停/复位、程序/配置备份恢复和点检维护流程合理，权限边界明确。</w:t>
             </w:r>
           </w:p>
         </w:tc>
@@ -9170,13 +8224,15 @@
                 <w:b w:val="0"/>
                 <w:sz w:val="15"/>
               </w:rPr>
-              <w:t>目标1-3相关子目标</w:t>
+              <w:t>目标 1.6，2.6，3.6</w:t>
             </w:r>
           </w:p>
         </w:tc>
       </w:tr>
       <w:tr>
-        <w:trPr/>
+        <w:trPr>
+          <w:cantSplit/>
+        </w:trPr>
         <w:tc>
           <w:tcPr>
             <w:tcW w:type="dxa" w:w="1550"/>
@@ -9192,57 +8248,15 @@
               <w:rPr>
                 <w:rFonts w:ascii="Times New Roman" w:hAnsi="Times New Roman" w:eastAsia="宋体"/>
                 <w:b w:val="0"/>
-                <w:sz w:val="16"/>
+                <w:sz w:val="15"/>
               </w:rPr>
-              <w:t>仿真与优化解释</w:t>
+              <w:t>工程交付、测试证据与可追溯性</w:t>
             </w:r>
           </w:p>
         </w:tc>
         <w:tc>
           <w:tcPr>
             <w:tcW w:type="dxa" w:w="850"/>
-            <w:vAlign w:val="center"/>
-          </w:tcPr>
-          <w:p>
-            <w:pPr>
-              <w:keepNext w:val="0"/>
-              <w:spacing w:before="0" w:after="0" w:line="240" w:lineRule="auto"/>
-              <w:jc w:val="center"/>
-            </w:pPr>
-            <w:r>
-              <w:rPr>
-                <w:rFonts w:ascii="Times New Roman" w:hAnsi="Times New Roman" w:eastAsia="宋体"/>
-                <w:b w:val="0"/>
-                <w:sz w:val="16"/>
-              </w:rPr>
-              <w:t>15%</w:t>
-            </w:r>
-          </w:p>
-        </w:tc>
-        <w:tc>
-          <w:tcPr>
-            <w:tcW w:type="dxa" w:w="5200"/>
-            <w:vAlign w:val="center"/>
-          </w:tcPr>
-          <w:p>
-            <w:pPr>
-              <w:keepNext w:val="0"/>
-              <w:spacing w:before="0" w:after="0" w:line="240" w:lineRule="auto"/>
-              <w:jc w:val="left"/>
-            </w:pPr>
-            <w:r>
-              <w:rPr>
-                <w:rFonts w:ascii="Times New Roman" w:hAnsi="Times New Roman" w:eastAsia="宋体"/>
-                <w:b w:val="0"/>
-                <w:sz w:val="16"/>
-              </w:rPr>
-              <w:t>能够独立解释、修改或排查，并以运行证据验证。</w:t>
-            </w:r>
-          </w:p>
-        </w:tc>
-        <w:tc>
-          <w:tcPr>
-            <w:tcW w:type="dxa" w:w="1450"/>
             <w:vAlign w:val="center"/>
           </w:tcPr>
           <w:p>
@@ -9257,16 +8271,13 @@
                 <w:b w:val="0"/>
                 <w:sz w:val="15"/>
               </w:rPr>
-              <w:t>目标1-3相关子目标</w:t>
+              <w:t>5%</w:t>
             </w:r>
           </w:p>
         </w:tc>
-      </w:tr>
-      <w:tr>
-        <w:trPr/>
-        <w:tc>
-          <w:tcPr>
-            <w:tcW w:type="dxa" w:w="1550"/>
+        <w:tc>
+          <w:tcPr>
+            <w:tcW w:type="dxa" w:w="5200"/>
             <w:vAlign w:val="center"/>
           </w:tcPr>
           <w:p>
@@ -9279,51 +8290,9 @@
               <w:rPr>
                 <w:rFonts w:ascii="Times New Roman" w:hAnsi="Times New Roman" w:eastAsia="宋体"/>
                 <w:b w:val="0"/>
-                <w:sz w:val="16"/>
+                <w:sz w:val="15"/>
               </w:rPr>
-              <w:t>报警运维与记录</w:t>
-            </w:r>
-          </w:p>
-        </w:tc>
-        <w:tc>
-          <w:tcPr>
-            <w:tcW w:type="dxa" w:w="850"/>
-            <w:vAlign w:val="center"/>
-          </w:tcPr>
-          <w:p>
-            <w:pPr>
-              <w:keepNext w:val="0"/>
-              <w:spacing w:before="0" w:after="0" w:line="240" w:lineRule="auto"/>
-              <w:jc w:val="center"/>
-            </w:pPr>
-            <w:r>
-              <w:rPr>
-                <w:rFonts w:ascii="Times New Roman" w:hAnsi="Times New Roman" w:eastAsia="宋体"/>
-                <w:b w:val="0"/>
-                <w:sz w:val="16"/>
-              </w:rPr>
-              <w:t>15%</w:t>
-            </w:r>
-          </w:p>
-        </w:tc>
-        <w:tc>
-          <w:tcPr>
-            <w:tcW w:type="dxa" w:w="5200"/>
-            <w:vAlign w:val="center"/>
-          </w:tcPr>
-          <w:p>
-            <w:pPr>
-              <w:keepNext w:val="0"/>
-              <w:spacing w:before="0" w:after="0" w:line="240" w:lineRule="auto"/>
-              <w:jc w:val="left"/>
-            </w:pPr>
-            <w:r>
-              <w:rPr>
-                <w:rFonts w:ascii="Times New Roman" w:hAnsi="Times New Roman" w:eastAsia="宋体"/>
-                <w:b w:val="0"/>
-                <w:sz w:val="16"/>
-              </w:rPr>
-              <w:t>能够独立解释、修改或排查，并以运行证据验证。</w:t>
+              <w:t>程序、模型、参数、接口表、时序图、日志、截图、测试和版本记录完整可复核。</w:t>
             </w:r>
           </w:p>
         </w:tc>
@@ -9344,12 +8313,15 @@
                 <w:b w:val="0"/>
                 <w:sz w:val="15"/>
               </w:rPr>
-              <w:t>目标1-3相关子目标</w:t>
+              <w:t>目标 2.3，2.4，2.5，2.6，3.2—3.6</w:t>
             </w:r>
           </w:p>
         </w:tc>
       </w:tr>
       <w:tr>
+        <w:trPr>
+          <w:cantSplit/>
+        </w:trPr>
         <w:tc>
           <w:tcPr>
             <w:tcW w:type="dxa" w:w="1550"/>
@@ -9359,6 +8331,92 @@
             <w:pPr>
               <w:keepNext w:val="0"/>
               <w:spacing w:before="0" w:after="0" w:line="240" w:lineRule="auto"/>
+              <w:jc w:val="left"/>
+            </w:pPr>
+            <w:r>
+              <w:rPr>
+                <w:rFonts w:ascii="Times New Roman" w:hAnsi="Times New Roman" w:eastAsia="宋体"/>
+                <w:b w:val="0"/>
+                <w:sz w:val="15"/>
+              </w:rPr>
+              <w:t>个人答辩/核验</w:t>
+            </w:r>
+          </w:p>
+        </w:tc>
+        <w:tc>
+          <w:tcPr>
+            <w:tcW w:type="dxa" w:w="850"/>
+            <w:vAlign w:val="center"/>
+          </w:tcPr>
+          <w:p>
+            <w:pPr>
+              <w:keepNext w:val="0"/>
+              <w:spacing w:before="0" w:after="0" w:line="240" w:lineRule="auto"/>
+              <w:jc w:val="center"/>
+            </w:pPr>
+            <w:r>
+              <w:rPr>
+                <w:rFonts w:ascii="Times New Roman" w:hAnsi="Times New Roman" w:eastAsia="宋体"/>
+                <w:b w:val="0"/>
+                <w:sz w:val="15"/>
+              </w:rPr>
+              <w:t>20%</w:t>
+            </w:r>
+          </w:p>
+        </w:tc>
+        <w:tc>
+          <w:tcPr>
+            <w:tcW w:type="dxa" w:w="5200"/>
+            <w:vAlign w:val="center"/>
+          </w:tcPr>
+          <w:p>
+            <w:pPr>
+              <w:keepNext w:val="0"/>
+              <w:spacing w:before="0" w:after="0" w:line="240" w:lineRule="auto"/>
+              <w:jc w:val="left"/>
+            </w:pPr>
+            <w:r>
+              <w:rPr>
+                <w:rFonts w:ascii="Times New Roman" w:hAnsi="Times New Roman" w:eastAsia="宋体"/>
+                <w:b w:val="0"/>
+                <w:sz w:val="15"/>
+              </w:rPr>
+              <w:t>能独立解释本人方案，现场完成指定程序/参数/接口修改或故障排查，并说明安全与验证依据。</w:t>
+            </w:r>
+          </w:p>
+        </w:tc>
+        <w:tc>
+          <w:tcPr>
+            <w:tcW w:type="dxa" w:w="1450"/>
+            <w:vAlign w:val="center"/>
+          </w:tcPr>
+          <w:p>
+            <w:pPr>
+              <w:keepNext w:val="0"/>
+              <w:spacing w:before="0" w:after="0" w:line="240" w:lineRule="auto"/>
+              <w:jc w:val="center"/>
+            </w:pPr>
+            <w:r>
+              <w:rPr>
+                <w:rFonts w:ascii="Times New Roman" w:hAnsi="Times New Roman" w:eastAsia="宋体"/>
+                <w:b w:val="0"/>
+                <w:sz w:val="15"/>
+              </w:rPr>
+              <w:t>目标 1.1—1.6，2.1—2.6，3.1—3.6</w:t>
+            </w:r>
+          </w:p>
+        </w:tc>
+      </w:tr>
+      <w:tr>
+        <w:trPr>
+          <w:cantSplit/>
+        </w:trPr>
+        <w:tc>
+          <w:tcPr>
+            <w:tcW w:type="dxa" w:w="1550"/>
+          </w:tcPr>
+          <w:p>
+            <w:pPr>
               <w:jc w:val="center"/>
             </w:pPr>
             <w:r>
@@ -9374,12 +8432,9 @@
         <w:tc>
           <w:tcPr>
             <w:tcW w:type="dxa" w:w="850"/>
-            <w:vAlign w:val="center"/>
           </w:tcPr>
           <w:p>
             <w:pPr>
-              <w:keepNext w:val="0"/>
-              <w:spacing w:before="0" w:after="0" w:line="240" w:lineRule="auto"/>
               <w:jc w:val="center"/>
             </w:pPr>
             <w:r>
@@ -9395,12 +8450,9 @@
         <w:tc>
           <w:tcPr>
             <w:tcW w:type="dxa" w:w="5200"/>
-            <w:vAlign w:val="center"/>
           </w:tcPr>
           <w:p>
             <w:pPr>
-              <w:keepNext w:val="0"/>
-              <w:spacing w:before="0" w:after="0" w:line="240" w:lineRule="auto"/>
               <w:jc w:val="center"/>
             </w:pPr>
             <w:r>
@@ -9415,12 +8467,9 @@
         <w:tc>
           <w:tcPr>
             <w:tcW w:type="dxa" w:w="1450"/>
-            <w:vAlign w:val="center"/>
           </w:tcPr>
           <w:p>
             <w:pPr>
-              <w:keepNext w:val="0"/>
-              <w:spacing w:before="0" w:after="0" w:line="240" w:lineRule="auto"/>
               <w:jc w:val="center"/>
             </w:pPr>
             <w:r>
